--- a/klagomål/A 17804-2026 FSC-klagomål.docx
+++ b/klagomål/A 17804-2026 FSC-klagomål.docx
@@ -791,7 +791,7 @@
     <w:r>
       <w:tab/>
       <w:tab/>
-      <w:t>2026-04-14</w:t>
+      <w:t>2026-04-15</w:t>
       <w:br/>
       <w:br/>
     </w:r>

--- a/klagomål/A 17804-2026 FSC-klagomål.docx
+++ b/klagomål/A 17804-2026 FSC-klagomål.docx
@@ -791,7 +791,7 @@
     <w:r>
       <w:tab/>
       <w:tab/>
-      <w:t>2026-04-15</w:t>
+      <w:t>2026-04-16</w:t>
       <w:br/>
       <w:br/>
     </w:r>

--- a/klagomål/A 17804-2026 FSC-klagomål.docx
+++ b/klagomål/A 17804-2026 FSC-klagomål.docx
@@ -791,7 +791,7 @@
     <w:r>
       <w:tab/>
       <w:tab/>
-      <w:t>2026-04-16</w:t>
+      <w:t>2026-04-17</w:t>
       <w:br/>
       <w:br/>
     </w:r>

--- a/klagomål/A 17804-2026 FSC-klagomål.docx
+++ b/klagomål/A 17804-2026 FSC-klagomål.docx
@@ -791,7 +791,7 @@
     <w:r>
       <w:tab/>
       <w:tab/>
-      <w:t>2026-04-17</w:t>
+      <w:t>2026-04-18</w:t>
       <w:br/>
       <w:br/>
     </w:r>

--- a/klagomål/A 17804-2026 FSC-klagomål.docx
+++ b/klagomål/A 17804-2026 FSC-klagomål.docx
@@ -791,7 +791,7 @@
     <w:r>
       <w:tab/>
       <w:tab/>
-      <w:t>2026-04-18</w:t>
+      <w:t>2026-04-19</w:t>
       <w:br/>
       <w:br/>
     </w:r>

--- a/klagomål/A 17804-2026 FSC-klagomål.docx
+++ b/klagomål/A 17804-2026 FSC-klagomål.docx
@@ -791,7 +791,7 @@
     <w:r>
       <w:tab/>
       <w:tab/>
-      <w:t>2026-04-19</w:t>
+      <w:t>2026-04-20</w:t>
       <w:br/>
       <w:br/>
     </w:r>

--- a/klagomål/A 17804-2026 FSC-klagomål.docx
+++ b/klagomål/A 17804-2026 FSC-klagomål.docx
@@ -791,7 +791,7 @@
     <w:r>
       <w:tab/>
       <w:tab/>
-      <w:t>2026-04-20</w:t>
+      <w:t>2026-04-21</w:t>
       <w:br/>
       <w:br/>
     </w:r>

--- a/klagomål/A 17804-2026 FSC-klagomål.docx
+++ b/klagomål/A 17804-2026 FSC-klagomål.docx
@@ -791,7 +791,7 @@
     <w:r>
       <w:tab/>
       <w:tab/>
-      <w:t>2026-04-21</w:t>
+      <w:t>2026-04-22</w:t>
       <w:br/>
       <w:br/>
     </w:r>

--- a/klagomål/A 17804-2026 FSC-klagomål.docx
+++ b/klagomål/A 17804-2026 FSC-klagomål.docx
@@ -791,7 +791,7 @@
     <w:r>
       <w:tab/>
       <w:tab/>
-      <w:t>2026-04-22</w:t>
+      <w:t>2026-04-23</w:t>
       <w:br/>
       <w:br/>
     </w:r>

--- a/klagomål/A 17804-2026 FSC-klagomål.docx
+++ b/klagomål/A 17804-2026 FSC-klagomål.docx
@@ -791,7 +791,7 @@
     <w:r>
       <w:tab/>
       <w:tab/>
-      <w:t>2026-04-23</w:t>
+      <w:t>2026-04-24</w:t>
       <w:br/>
       <w:br/>
     </w:r>

--- a/klagomål/A 17804-2026 FSC-klagomål.docx
+++ b/klagomål/A 17804-2026 FSC-klagomål.docx
@@ -791,7 +791,7 @@
     <w:r>
       <w:tab/>
       <w:tab/>
-      <w:t>2026-04-24</w:t>
+      <w:t>2026-04-25</w:t>
       <w:br/>
       <w:br/>
     </w:r>

--- a/klagomål/A 17804-2026 FSC-klagomål.docx
+++ b/klagomål/A 17804-2026 FSC-klagomål.docx
@@ -791,7 +791,7 @@
     <w:r>
       <w:tab/>
       <w:tab/>
-      <w:t>2026-04-25</w:t>
+      <w:t>2026-04-26</w:t>
       <w:br/>
       <w:br/>
     </w:r>

--- a/klagomål/A 17804-2026 FSC-klagomål.docx
+++ b/klagomål/A 17804-2026 FSC-klagomål.docx
@@ -791,7 +791,7 @@
     <w:r>
       <w:tab/>
       <w:tab/>
-      <w:t>2026-04-26</w:t>
+      <w:t>2026-04-27</w:t>
       <w:br/>
       <w:br/>
     </w:r>

--- a/klagomål/A 17804-2026 FSC-klagomål.docx
+++ b/klagomål/A 17804-2026 FSC-klagomål.docx
@@ -791,7 +791,7 @@
     <w:r>
       <w:tab/>
       <w:tab/>
-      <w:t>2026-04-27</w:t>
+      <w:t>2026-04-28</w:t>
       <w:br/>
       <w:br/>
     </w:r>

--- a/klagomål/A 17804-2026 FSC-klagomål.docx
+++ b/klagomål/A 17804-2026 FSC-klagomål.docx
@@ -791,7 +791,7 @@
     <w:r>
       <w:tab/>
       <w:tab/>
-      <w:t>2026-04-28</w:t>
+      <w:t>2026-04-29</w:t>
       <w:br/>
       <w:br/>
     </w:r>

--- a/klagomål/A 17804-2026 FSC-klagomål.docx
+++ b/klagomål/A 17804-2026 FSC-klagomål.docx
@@ -791,7 +791,7 @@
     <w:r>
       <w:tab/>
       <w:tab/>
-      <w:t>2026-04-29</w:t>
+      <w:t>2026-04-30</w:t>
       <w:br/>
       <w:br/>
     </w:r>

--- a/klagomål/A 17804-2026 FSC-klagomål.docx
+++ b/klagomål/A 17804-2026 FSC-klagomål.docx
@@ -791,7 +791,7 @@
     <w:r>
       <w:tab/>
       <w:tab/>
-      <w:t>2026-04-30</w:t>
+      <w:t>2026-05-01</w:t>
       <w:br/>
       <w:br/>
     </w:r>

--- a/klagomål/A 17804-2026 FSC-klagomål.docx
+++ b/klagomål/A 17804-2026 FSC-klagomål.docx
@@ -791,7 +791,7 @@
     <w:r>
       <w:tab/>
       <w:tab/>
-      <w:t>2026-05-01</w:t>
+      <w:t>2026-05-02</w:t>
       <w:br/>
       <w:br/>
     </w:r>

--- a/klagomål/A 17804-2026 FSC-klagomål.docx
+++ b/klagomål/A 17804-2026 FSC-klagomål.docx
@@ -791,7 +791,7 @@
     <w:r>
       <w:tab/>
       <w:tab/>
-      <w:t>2026-05-02</w:t>
+      <w:t>2026-05-03</w:t>
       <w:br/>
       <w:br/>
     </w:r>

--- a/klagomål/A 17804-2026 FSC-klagomål.docx
+++ b/klagomål/A 17804-2026 FSC-klagomål.docx
@@ -791,7 +791,7 @@
     <w:r>
       <w:tab/>
       <w:tab/>
-      <w:t>2026-05-03</w:t>
+      <w:t>2026-05-04</w:t>
       <w:br/>
       <w:br/>
     </w:r>

--- a/klagomål/A 17804-2026 FSC-klagomål.docx
+++ b/klagomål/A 17804-2026 FSC-klagomål.docx
@@ -791,7 +791,7 @@
     <w:r>
       <w:tab/>
       <w:tab/>
-      <w:t>2026-05-04</w:t>
+      <w:t>2026-05-05</w:t>
       <w:br/>
       <w:br/>
     </w:r>

--- a/klagomål/A 17804-2026 FSC-klagomål.docx
+++ b/klagomål/A 17804-2026 FSC-klagomål.docx
@@ -791,7 +791,7 @@
     <w:r>
       <w:tab/>
       <w:tab/>
-      <w:t>2026-06-15</w:t>
+      <w:t>2026-06-16</w:t>
       <w:br/>
       <w:br/>
     </w:r>

--- a/klagomål/A 17804-2026 FSC-klagomål.docx
+++ b/klagomål/A 17804-2026 FSC-klagomål.docx
@@ -791,7 +791,7 @@
     <w:r>
       <w:tab/>
       <w:tab/>
-      <w:t>2026-06-16</w:t>
+      <w:t>2026-06-17</w:t>
       <w:br/>
       <w:br/>
     </w:r>

--- a/klagomål/A 17804-2026 FSC-klagomål.docx
+++ b/klagomål/A 17804-2026 FSC-klagomål.docx
@@ -1,6 +1,6 @@
 
 <file path=word/document.xml><?xml version="1.0" encoding="utf-8"?>
-<w:document xmlns:wpc="http://schemas.microsoft.com/office/word/2010/wordprocessingCanvas" xmlns:cx="http://schemas.microsoft.com/office/drawing/2014/chartex" xmlns:cx1="http://schemas.microsoft.com/office/drawing/2015/9/8/chartex" xmlns:cx2="http://schemas.microsoft.com/office/drawing/2015/10/21/chartex" xmlns:cx3="http://schemas.microsoft.com/office/drawing/2016/5/9/chartex" xmlns:cx4="http://schemas.microsoft.com/office/drawing/2016/5/10/chartex" xmlns:cx5="http://schemas.microsoft.com/office/drawing/2016/5/11/chartex" xmlns:cx6="http://schemas.microsoft.com/office/drawing/2016/5/12/chartex" xmlns:cx7="http://schemas.microsoft.com/office/drawing/2016/5/13/chartex" xmlns:cx8="http://schemas.microsoft.com/office/drawing/2016/5/14/chartex" xmlns:mc="http://schemas.openxmlformats.org/markup-compatibility/2006" xmlns:aink="http://schemas.microsoft.com/office/drawing/2016/ink" xmlns:am3d="http://schemas.microsoft.com/office/drawing/2017/model3d" xmlns:o="urn:schemas-microsoft-com:office:office" xmlns:oel="http://schemas.microsoft.com/office/2019/extlst" xmlns:r="http://schemas.openxmlformats.org/officeDocument/2006/relationships" xmlns:m="http://schemas.openxmlformats.org/officeDocument/2006/math" xmlns:v="urn:schemas-microsoft-com:vml" xmlns:wp14="http://schemas.microsoft.com/office/word/2010/wordprocessingDrawing" xmlns:wp="http://schemas.openxmlformats.org/drawingml/2006/wordprocessingDrawing" xmlns:w10="urn:schemas-microsoft-com:office:word" xmlns:w="http://schemas.openxmlformats.org/wordprocessingml/2006/main" xmlns:w14="http://schemas.microsoft.com/office/word/2010/wordml" xmlns:w15="http://schemas.microsoft.com/office/word/2012/wordml" xmlns:w16cex="http://schemas.microsoft.com/office/word/2018/wordml/cex" xmlns:w16cid="http://schemas.microsoft.com/office/word/2016/wordml/cid" xmlns:w16="http://schemas.microsoft.com/office/word/2018/wordml" xmlns:w16sdtdh="http://schemas.microsoft.com/office/word/2020/wordml/sdtdatahash" xmlns:w16se="http://schemas.microsoft.com/office/word/2015/wordml/symex" xmlns:wpg="http://schemas.microsoft.com/office/word/2010/wordprocessingGroup" xmlns:wpi="http://schemas.microsoft.com/office/word/2010/wordprocessingInk" xmlns:wne="http://schemas.microsoft.com/office/word/2006/wordml" xmlns:wps="http://schemas.microsoft.com/office/word/2010/wordprocessingShape" mc:Ignorable="w14 w15 w16se w16cid w16 w16cex w16sdtdh wp14">
+<w:document xmlns:wpc="http://schemas.microsoft.com/office/word/2010/wordprocessingCanvas" xmlns:cx="http://schemas.microsoft.com/office/drawing/2014/chartex" xmlns:cx1="http://schemas.microsoft.com/office/drawing/2015/9/8/chartex" xmlns:cx2="http://schemas.microsoft.com/office/drawing/2015/10/21/chartex" xmlns:cx3="http://schemas.microsoft.com/office/drawing/2016/5/9/chartex" xmlns:cx4="http://schemas.microsoft.com/office/drawing/2016/5/10/chartex" xmlns:cx5="http://schemas.microsoft.com/office/drawing/2016/5/11/chartex" xmlns:cx6="http://schemas.microsoft.com/office/drawing/2016/5/12/chartex" xmlns:cx7="http://schemas.microsoft.com/office/drawing/2016/5/13/chartex" xmlns:cx8="http://schemas.microsoft.com/office/drawing/2016/5/14/chartex" xmlns:mc="http://schemas.openxmlformats.org/markup-compatibility/2006" xmlns:aink="http://schemas.microsoft.com/office/drawing/2016/ink" xmlns:am3d="http://schemas.microsoft.com/office/drawing/2017/model3d" xmlns:o="urn:schemas-microsoft-com:office:office" xmlns:oel="http://schemas.microsoft.com/office/2019/extlst" xmlns:r="http://schemas.openxmlformats.org/officeDocument/2006/relationships" xmlns:m="http://schemas.openxmlformats.org/officeDocument/2006/math" xmlns:v="urn:schemas-microsoft-com:vml" xmlns:wp14="http://schemas.microsoft.com/office/word/2010/wordprocessingDrawing" xmlns:wp="http://schemas.openxmlformats.org/drawingml/2006/wordprocessingDrawing" xmlns:w10="urn:schemas-microsoft-com:office:word" xmlns:w="http://schemas.openxmlformats.org/wordprocessingml/2006/main" xmlns:w14="http://schemas.microsoft.com/office/word/2010/wordml" xmlns:w15="http://schemas.microsoft.com/office/word/2012/wordml" xmlns:w16cex="http://schemas.microsoft.com/office/word/2018/wordml/cex" xmlns:w16cid="http://schemas.microsoft.com/office/word/2016/wordml/cid" xmlns:w16="http://schemas.microsoft.com/office/word/2018/wordml" xmlns:w16du="http://schemas.microsoft.com/office/word/2023/wordml/word16du" xmlns:w16sdtdh="http://schemas.microsoft.com/office/word/2020/wordml/sdtdatahash" xmlns:w16sdtfl="http://schemas.microsoft.com/office/word/2024/wordml/sdtformatlock" xmlns:w16se="http://schemas.microsoft.com/office/word/2015/wordml/symex" xmlns:wpg="http://schemas.microsoft.com/office/word/2010/wordprocessingGroup" xmlns:wpi="http://schemas.microsoft.com/office/word/2010/wordprocessingInk" xmlns:wne="http://schemas.microsoft.com/office/word/2006/wordml" xmlns:wps="http://schemas.microsoft.com/office/word/2010/wordprocessingShape" mc:Ignorable="w14 w15 w16se w16cid w16 w16cex w16sdtdh w16sdtfl w16du wp14">
   <w:body>
     <w:p>
       <w:r>
@@ -163,17 +163,17 @@
         <w:pStyle w:val="Title"/>
       </w:pPr>
       <w:r>
-        <w:t>Inledande FSC- /PEFC-klagomål – information om höga naturvärden i avverkningsanmälan A 17804-2026 i Vindelns kommun</w:t>
+        <w:t>Inledande FSC- /PEFC-klagomål – information om höga naturvärden och fridlysta arter i avverkningsanmälan A 17804-2026 i Vindelns kommun</w:t>
       </w:r>
     </w:p>
     <w:p>
       <w:r>
-        <w:t>Detta dokument behandlar höga naturvärden i avverkningsanmälan A 17804-2026 i Vindelns kommun. Denna avverkningsanmälan inkom 2026-04-10 10:01:48 och omfattar 5,7 ha.</w:t>
+        <w:t>Detta dokument behandlar höga naturvärden i avverkningsanmälan A 17804-2026 i Vindelns kommun som inkom 2026-04-10 och omfattar 5,7 ha.</w:t>
       </w:r>
     </w:p>
     <w:p>
       <w:r>
-        <w:t>Nedan presenteras fynd av naturvårdsarter som gjorts i det avverkningsanmälda området, samt relevanta utdrag ur standarderna för FSC, Chain of Custody, Controlled Wood och PEFC.</w:t>
+        <w:t>Nedan presenteras fynd av naturvårdsarter och fridlysta arter som gjorts i det avverkningsanmälda området, samt relevanta utdrag ur standarderna för FSC, Chain of Custody, Controlled Wood och PEFC.</w:t>
       </w:r>
     </w:p>
     <w:p>
@@ -191,12 +191,15 @@
     </w:p>
     <w:p>
       <w:r>
-        <w:t>I avverkningsanmälan har följande 7 naturvårdsarter hittats: blå taggsvamp (NT), dvärgbägarlav (NT), gammelgransskål (NT), garnlav (NT), kolflarnlav (NT), skrovlig taggsvamp (NT) och dropptaggsvamp (S). Av dessa är 6 rödlistade. För rödlistade arter har rödlistekategorin angivits inom parentes. Arter som är signalarter enligt Skogsstyrelsen har markerats med (S).</w:t>
+        <w:t>I och inom 21 meter från avverkningsanmälan har följande 12 naturvårdsarter hittats: doftticka (VU, T, §8), garnlav (VU, T), skrovlig taggsvamp (VU), blanksvart spiklav (NT), blå taggsvamp (NT, T), dropptaggsvamp (NT, T), dvärgbägarlav (NT, T), gammelgransskål (NT, T), kolflarnlav (NT, T), mörk kolflarnlav (NT), vedskivlav (NT, T) och stuplav (S, T). Av dessa är 11 rödlistade. För rödlistade arter har rödlistekategorin angivits inom parentes. Arter som är signalarter enligt Skogsstyrelsen har markerats med (S). Typiska arter inom Natura 2000 som är kopplade till skogsekosystem har markerats med (T). För fridlysta arter anges även paragrafen i Artskyddsförordningen som arten är fridlyst enligt.</w:t>
       </w:r>
     </w:p>
     <w:p>
       <w:r>
-        <w:t>De påträffade naturvårdsarterna är ett tydligt kvitto på att detta rör sig om en skog med höga naturvärden. I Figur 1 visas en karta över det avverkningsanmälda området, där samtliga fyndplatser för naturvårdsarter som finns registrerade på Artportalen har markerats.</w:t>
+        <w:t>De påträffade naturvårdsarterna är ett tydligt kvitto på att det rör sig om en skog med höga naturvärden.</w:t>
+      </w:r>
+      <w:r>
+        <w:t xml:space="preserve"> I Figur 1 visas fyndplatser för naturvårdsarter i området, som finns registrerade på Artportalen.</w:t>
       </w:r>
     </w:p>
     <w:p>
@@ -206,7 +209,7 @@
       <w:r>
         <w:drawing>
           <wp:inline xmlns:a="http://schemas.openxmlformats.org/drawingml/2006/main" xmlns:pic="http://schemas.openxmlformats.org/drawingml/2006/picture">
-            <wp:extent cx="5486400" cy="2841742"/>
+            <wp:extent cx="5486400" cy="3859334"/>
             <wp:docPr id="1" name="Picture 1"/>
             <wp:cNvGraphicFramePr>
               <a:graphicFrameLocks noChangeAspect="1"/>
@@ -227,7 +230,7 @@
                   <pic:spPr>
                     <a:xfrm>
                       <a:off x="0" y="0"/>
-                      <a:ext cx="5486400" cy="2841742"/>
+                      <a:ext cx="5486400" cy="3859334"/>
                     </a:xfrm>
                     <a:prstGeom prst="rect"/>
                   </pic:spPr>
@@ -241,9 +244,71 @@
     <w:p>
       <w:pPr>
         <w:pStyle w:val="Caption"/>
+        <w:spacing w:after="240"/>
       </w:pPr>
       <w:r>
-        <w:t>Figur 1. Fyndplatser för naturvårdsarter i det avverkningsanmälda området (röd linje). Markörer utan svart kant är placerade på fyndplatsen. Markörer med svart kant är placerade vid sidan av fyndplatsen och har ett svart streck som visar fyndplatsens exakta position. Kartans mittpunktskoordinat är N 7165538, E 703121 i SWEREF 99 TM.</w:t>
+        <w:t>Figur 1. Fyndplatser för naturvårdsarter i och inom 21 meter från avverkningsanmälan (röd linje). Markörer utan svart kant är placerade på fyndplatsen. Markörer med svart kant är placerade vid sidan av fyndplatsen och har ett svart streck som visar fyndplatsens exakta position. Kartans mittpunktskoordinat är N 7165538, E 703121 i SWEREF 99 TM.</w:t>
+      </w:r>
+    </w:p>
+    <w:p>
+      <w:pPr>
+        <w:pStyle w:val="Heading2"/>
+      </w:pPr>
+      <w:r>
+        <w:t>Fridlysta arter</w:t>
+      </w:r>
+    </w:p>
+    <w:p>
+      <w:r>
+        <w:t>Följande fridlysta arter har sina livsmiljöer och växtplatser i den avverkningsanmälda skogen: doftticka (VU, T, §8).</w:t>
+      </w:r>
+    </w:p>
+    <w:p>
+      <w:r>
+        <w:rPr>
+          <w:b/>
+        </w:rPr>
+        <w:t>Doftticka (VU, §8)</w:t>
+      </w:r>
+      <w:r>
+        <w:t xml:space="preserve"> är rödlistad som sårbar (VU) och fridlyst enligt 8§ artskyddsförordningen. Den är även globalt rödlistad som Nära hotad (NT) vilket innebär att Sverige har ett internationellt ansvar för arten. Doftticka är beroende av hög och jämn luftfuktighet i gamla, ostörda skogsmiljöer och är känslig för snabba förändringar av ljus-/vindförhållanden eller uttorkning. Dofttickan är placerad i toppen av Skogsstyrelsens värdepyramid för bedömning av skog med höga naturvärden och signalerar alltid gamla sälgar och skogsområden med höga naturvärden. Avverkning av värdträd (främst sälg) utgör det största hotet och när gamla och olikåldriga skogar med sälg avverkas försvinner oftast sälgen. Dofttickan har minskat med ca 30 % under de senaste 30 åren och är typisk art för </w:t>
+      </w:r>
+      <w:r>
+        <w:rPr>
+          <w:i/>
+        </w:rPr>
+        <w:t>9010 Taiga</w:t>
+      </w:r>
+      <w:r>
+        <w:t xml:space="preserve"> och</w:t>
+      </w:r>
+      <w:r>
+        <w:rPr>
+          <w:i/>
+        </w:rPr>
+        <w:t xml:space="preserve"> 9050 Näringsrik granskog </w:t>
+      </w:r>
+      <w:r>
+        <w:t>(IUCN Redlist, 2024; Nitare &amp; Skogsstyrelsen, 2019; SLU Artdatabanken, 2024).</w:t>
+      </w:r>
+    </w:p>
+    <w:p>
+      <w:pPr>
+        <w:pStyle w:val="Heading2"/>
+      </w:pPr>
+      <w:r>
+        <w:t>Övriga naturvårdsarter</w:t>
+      </w:r>
+    </w:p>
+    <w:p>
+      <w:r>
+        <w:rPr>
+          <w:b/>
+        </w:rPr>
+        <w:t>Blanksvart spiklav (NT)</w:t>
+      </w:r>
+      <w:r>
+        <w:t xml:space="preserve"> förekommer på torr, hård, gammal kärnved men även på äldre ytved av tall i naturskogsartade bestånd med begränsad brandpåverkan och ostörd hydrologi. Skogsbruksåtgärder på eller i närheten av lokaler med blanksvart spiklav utgör ett hot. Naturskogsartade öppna tall- och barrblandskogar med blanksvart spiklav indikerar höga biologiska värden och bör bevaras (SLU Artdatabanken, 2024).</w:t>
       </w:r>
     </w:p>
     <w:p>
@@ -380,10 +445,97 @@
         <w:rPr>
           <w:b/>
         </w:rPr>
+        <w:t>Mörk kolflarnlav (NT)</w:t>
+      </w:r>
+      <w:r>
+        <w:t xml:space="preserve"> är brandberoende och växer nästan uteslutande på kolad hård kärnved av tall. Arten förekommer främst i glesa, öppna tall- och blandbarrskogar av naturskogskaraktär och etableringen verkar ske sent efter brand, kanske först efter 100–300 år. Mörk kolflarnlav indikerar skog med höga naturvärden och vanligast är att den påträffas på rester av nedbrunna torrakor och högstubbar och lågstubbar som är så grova att hela innandömet är urbränt. Tall- och blandbarrskogar av naturskogskaraktär med spår av återkommande bränder hyser höga biologiska värden och bör skyddas (SLU Artdatabanken, 2024).</w:t>
+      </w:r>
+    </w:p>
+    <w:p>
+      <w:r>
+        <w:rPr>
+          <w:b/>
+        </w:rPr>
         <w:t xml:space="preserve">Skrovlig taggsvamp (VU) </w:t>
       </w:r>
       <w:r>
         <w:t>bildar mykorrhiza med tall i äldre tallskog, framför allt på tallhed. Den växer huvudsakligen i äldre barrskog som hotas av slutavverkning. Genom att äldre barrskogar och naturskogar blir allt sällsyntare, missgynnas arten av skogsbruk. Arten ingår i ett åtgärdsprogram för hotade arter (ÅGP) och en långsiktig tillgång till svampens värdträd behöver säkras genom att växtplatserna undantas från avverkning. Skrovlig taggsvamp är globalt rödlistad som nära hotad (NT) vilket innebär att Sverige har ett internationellt ansvar för arten (IUCN, 2025; SLU Artdatabanken, 2026; Nitare, 2006).</w:t>
+      </w:r>
+    </w:p>
+    <w:p>
+      <w:r>
+        <w:rPr>
+          <w:b/>
+        </w:rPr>
+        <w:t>Stuplav</w:t>
+      </w:r>
+      <w:r>
+        <w:t xml:space="preserve"> är en mycket bra signalart i hela sitt utbredningsområde och förekommer nästan enbart i skogsmiljöer med höga naturvärden. Den indikerar långvarig förekomst av gamla lövträd och miljöer med konstant hög luftfuktighet. I skogar med suboceaniskt klimat finns det en mycket sällsynt parasit, njurlavsknapp </w:t>
+      </w:r>
+      <w:r>
+        <w:rPr>
+          <w:i/>
+        </w:rPr>
+        <w:t>Pletocarpon nephromeum</w:t>
+      </w:r>
+      <w:r>
+        <w:t xml:space="preserve"> (EN), som växer på stuplav. Ytterligare tre sällsynta lavparasiter, </w:t>
+      </w:r>
+      <w:r>
+        <w:rPr>
+          <w:i/>
+        </w:rPr>
+        <w:t>Protounguicularia nephromatis</w:t>
+      </w:r>
+      <w:r>
+        <w:t xml:space="preserve"> (VU), </w:t>
+      </w:r>
+      <w:r>
+        <w:rPr>
+          <w:i/>
+        </w:rPr>
+        <w:t>Refractohilum galligenum</w:t>
+      </w:r>
+      <w:r>
+        <w:t xml:space="preserve"> (NT) och </w:t>
+      </w:r>
+      <w:r>
+        <w:rPr>
+          <w:i/>
+        </w:rPr>
+        <w:t>Roselliniella nephromatis</w:t>
+      </w:r>
+      <w:r>
+        <w:t xml:space="preserve"> (DD), kan också påträffas på stuplav. Stuplav är typisk art för </w:t>
+      </w:r>
+      <w:r>
+        <w:rPr>
+          <w:i/>
+        </w:rPr>
+        <w:t>9010 Taiga</w:t>
+      </w:r>
+      <w:r>
+        <w:t xml:space="preserve"> (SLU Artdatabanken, 2026; Nitare &amp; Skogsstyrelsen, 2019).</w:t>
+      </w:r>
+    </w:p>
+    <w:p>
+      <w:r>
+        <w:rPr>
+          <w:b/>
+        </w:rPr>
+        <w:t>Vedskivlav (NT)</w:t>
+      </w:r>
+      <w:r>
+        <w:t xml:space="preserve"> växer på gammal, torr, exponerad, hård kärnved av framförallt tall i naturskogsartade bestånd. Avverkning av tallskog av naturskogskaraktär med spår av återkommande bränder är ett hot. Mängden lämplig ved att växa på för vedskivlav minskar, dels på grund av naturlig nedbrytning men framförallt på grund av att de förstörs i samband med slutavverkningar, gallringar och markberedning. Tall- och blandbarrskogar av naturskogskaraktär med spår av återkommande bränder bör skyddas. Vedskivlav är typisk art för </w:t>
+      </w:r>
+      <w:r>
+        <w:rPr>
+          <w:i/>
+        </w:rPr>
+        <w:t>9010 Taiga</w:t>
+      </w:r>
+      <w:r>
+        <w:t xml:space="preserve"> (SLU Artdatabanken, 2024).</w:t>
       </w:r>
     </w:p>
     <w:p>
@@ -476,7 +628,7 @@
         <w:rPr>
           <w:i/>
         </w:rPr>
-        <w:t>I det avverkningsanmälda skogsområdet har 7 naturvårdsarter varav 6 rödlistade arter sina livsmiljöer och växtplatser.</w:t>
+        <w:t>I det avverkningsanmälda skogsområdet har 12 naturvårdsarter varav 11 rödlistade arter sina livsmiljöer och växtplatser.</w:t>
       </w:r>
     </w:p>
     <w:p>
@@ -681,7 +833,7 @@
 </file>
 
 <file path=word/endnotes.xml><?xml version="1.0" encoding="utf-8"?>
-<w:endnotes xmlns:wpc="http://schemas.microsoft.com/office/word/2010/wordprocessingCanvas" xmlns:cx="http://schemas.microsoft.com/office/drawing/2014/chartex" xmlns:cx1="http://schemas.microsoft.com/office/drawing/2015/9/8/chartex" xmlns:cx2="http://schemas.microsoft.com/office/drawing/2015/10/21/chartex" xmlns:cx3="http://schemas.microsoft.com/office/drawing/2016/5/9/chartex" xmlns:cx4="http://schemas.microsoft.com/office/drawing/2016/5/10/chartex" xmlns:cx5="http://schemas.microsoft.com/office/drawing/2016/5/11/chartex" xmlns:cx6="http://schemas.microsoft.com/office/drawing/2016/5/12/chartex" xmlns:cx7="http://schemas.microsoft.com/office/drawing/2016/5/13/chartex" xmlns:cx8="http://schemas.microsoft.com/office/drawing/2016/5/14/chartex" xmlns:mc="http://schemas.openxmlformats.org/markup-compatibility/2006" xmlns:aink="http://schemas.microsoft.com/office/drawing/2016/ink" xmlns:am3d="http://schemas.microsoft.com/office/drawing/2017/model3d" xmlns:o="urn:schemas-microsoft-com:office:office" xmlns:oel="http://schemas.microsoft.com/office/2019/extlst" xmlns:r="http://schemas.openxmlformats.org/officeDocument/2006/relationships" xmlns:m="http://schemas.openxmlformats.org/officeDocument/2006/math" xmlns:v="urn:schemas-microsoft-com:vml" xmlns:wp14="http://schemas.microsoft.com/office/word/2010/wordprocessingDrawing" xmlns:wp="http://schemas.openxmlformats.org/drawingml/2006/wordprocessingDrawing" xmlns:w10="urn:schemas-microsoft-com:office:word" xmlns:w="http://schemas.openxmlformats.org/wordprocessingml/2006/main" xmlns:w14="http://schemas.microsoft.com/office/word/2010/wordml" xmlns:w15="http://schemas.microsoft.com/office/word/2012/wordml" xmlns:w16cex="http://schemas.microsoft.com/office/word/2018/wordml/cex" xmlns:w16cid="http://schemas.microsoft.com/office/word/2016/wordml/cid" xmlns:w16="http://schemas.microsoft.com/office/word/2018/wordml" xmlns:w16sdtdh="http://schemas.microsoft.com/office/word/2020/wordml/sdtdatahash" xmlns:w16se="http://schemas.microsoft.com/office/word/2015/wordml/symex" xmlns:wpg="http://schemas.microsoft.com/office/word/2010/wordprocessingGroup" xmlns:wpi="http://schemas.microsoft.com/office/word/2010/wordprocessingInk" xmlns:wne="http://schemas.microsoft.com/office/word/2006/wordml" xmlns:wps="http://schemas.microsoft.com/office/word/2010/wordprocessingShape" mc:Ignorable="w14 w15 w16se w16cid w16 w16cex w16sdtdh wp14">
+<w:endnotes xmlns:wpc="http://schemas.microsoft.com/office/word/2010/wordprocessingCanvas" xmlns:cx="http://schemas.microsoft.com/office/drawing/2014/chartex" xmlns:cx1="http://schemas.microsoft.com/office/drawing/2015/9/8/chartex" xmlns:cx2="http://schemas.microsoft.com/office/drawing/2015/10/21/chartex" xmlns:cx3="http://schemas.microsoft.com/office/drawing/2016/5/9/chartex" xmlns:cx4="http://schemas.microsoft.com/office/drawing/2016/5/10/chartex" xmlns:cx5="http://schemas.microsoft.com/office/drawing/2016/5/11/chartex" xmlns:cx6="http://schemas.microsoft.com/office/drawing/2016/5/12/chartex" xmlns:cx7="http://schemas.microsoft.com/office/drawing/2016/5/13/chartex" xmlns:cx8="http://schemas.microsoft.com/office/drawing/2016/5/14/chartex" xmlns:mc="http://schemas.openxmlformats.org/markup-compatibility/2006" xmlns:aink="http://schemas.microsoft.com/office/drawing/2016/ink" xmlns:am3d="http://schemas.microsoft.com/office/drawing/2017/model3d" xmlns:o="urn:schemas-microsoft-com:office:office" xmlns:oel="http://schemas.microsoft.com/office/2019/extlst" xmlns:r="http://schemas.openxmlformats.org/officeDocument/2006/relationships" xmlns:m="http://schemas.openxmlformats.org/officeDocument/2006/math" xmlns:v="urn:schemas-microsoft-com:vml" xmlns:wp14="http://schemas.microsoft.com/office/word/2010/wordprocessingDrawing" xmlns:wp="http://schemas.openxmlformats.org/drawingml/2006/wordprocessingDrawing" xmlns:w10="urn:schemas-microsoft-com:office:word" xmlns:w="http://schemas.openxmlformats.org/wordprocessingml/2006/main" xmlns:w14="http://schemas.microsoft.com/office/word/2010/wordml" xmlns:w15="http://schemas.microsoft.com/office/word/2012/wordml" xmlns:w16cex="http://schemas.microsoft.com/office/word/2018/wordml/cex" xmlns:w16cid="http://schemas.microsoft.com/office/word/2016/wordml/cid" xmlns:w16="http://schemas.microsoft.com/office/word/2018/wordml" xmlns:w16du="http://schemas.microsoft.com/office/word/2023/wordml/word16du" xmlns:w16sdtdh="http://schemas.microsoft.com/office/word/2020/wordml/sdtdatahash" xmlns:w16sdtfl="http://schemas.microsoft.com/office/word/2024/wordml/sdtformatlock" xmlns:w16se="http://schemas.microsoft.com/office/word/2015/wordml/symex" xmlns:wpg="http://schemas.microsoft.com/office/word/2010/wordprocessingGroup" xmlns:wpi="http://schemas.microsoft.com/office/word/2010/wordprocessingInk" xmlns:wne="http://schemas.microsoft.com/office/word/2006/wordml" xmlns:wps="http://schemas.microsoft.com/office/word/2010/wordprocessingShape" mc:Ignorable="w14 w15 w16se w16cid w16 w16cex w16sdtdh w16sdtfl w16du wp14">
   <w:endnote w:type="separator" w:id="-1">
     <w:p>
       <w:pPr>
@@ -706,7 +858,7 @@
 </file>
 
 <file path=word/footer1.xml><?xml version="1.0" encoding="utf-8"?>
-<w:ftr xmlns:wpc="http://schemas.microsoft.com/office/word/2010/wordprocessingCanvas" xmlns:cx="http://schemas.microsoft.com/office/drawing/2014/chartex" xmlns:cx1="http://schemas.microsoft.com/office/drawing/2015/9/8/chartex" xmlns:cx2="http://schemas.microsoft.com/office/drawing/2015/10/21/chartex" xmlns:cx3="http://schemas.microsoft.com/office/drawing/2016/5/9/chartex" xmlns:cx4="http://schemas.microsoft.com/office/drawing/2016/5/10/chartex" xmlns:cx5="http://schemas.microsoft.com/office/drawing/2016/5/11/chartex" xmlns:cx6="http://schemas.microsoft.com/office/drawing/2016/5/12/chartex" xmlns:cx7="http://schemas.microsoft.com/office/drawing/2016/5/13/chartex" xmlns:cx8="http://schemas.microsoft.com/office/drawing/2016/5/14/chartex" xmlns:mc="http://schemas.openxmlformats.org/markup-compatibility/2006" xmlns:aink="http://schemas.microsoft.com/office/drawing/2016/ink" xmlns:am3d="http://schemas.microsoft.com/office/drawing/2017/model3d" xmlns:o="urn:schemas-microsoft-com:office:office" xmlns:oel="http://schemas.microsoft.com/office/2019/extlst" xmlns:r="http://schemas.openxmlformats.org/officeDocument/2006/relationships" xmlns:m="http://schemas.openxmlformats.org/officeDocument/2006/math" xmlns:v="urn:schemas-microsoft-com:vml" xmlns:wp14="http://schemas.microsoft.com/office/word/2010/wordprocessingDrawing" xmlns:wp="http://schemas.openxmlformats.org/drawingml/2006/wordprocessingDrawing" xmlns:w10="urn:schemas-microsoft-com:office:word" xmlns:w="http://schemas.openxmlformats.org/wordprocessingml/2006/main" xmlns:w14="http://schemas.microsoft.com/office/word/2010/wordml" xmlns:w15="http://schemas.microsoft.com/office/word/2012/wordml" xmlns:w16cex="http://schemas.microsoft.com/office/word/2018/wordml/cex" xmlns:w16cid="http://schemas.microsoft.com/office/word/2016/wordml/cid" xmlns:w16="http://schemas.microsoft.com/office/word/2018/wordml" xmlns:w16sdtdh="http://schemas.microsoft.com/office/word/2020/wordml/sdtdatahash" xmlns:w16se="http://schemas.microsoft.com/office/word/2015/wordml/symex" xmlns:wpg="http://schemas.microsoft.com/office/word/2010/wordprocessingGroup" xmlns:wpi="http://schemas.microsoft.com/office/word/2010/wordprocessingInk" xmlns:wne="http://schemas.microsoft.com/office/word/2006/wordml" xmlns:wps="http://schemas.microsoft.com/office/word/2010/wordprocessingShape" mc:Ignorable="w14 w15 w16se w16cid w16 w16cex w16sdtdh wp14">
+<w:ftr xmlns:wpc="http://schemas.microsoft.com/office/word/2010/wordprocessingCanvas" xmlns:cx="http://schemas.microsoft.com/office/drawing/2014/chartex" xmlns:cx1="http://schemas.microsoft.com/office/drawing/2015/9/8/chartex" xmlns:cx2="http://schemas.microsoft.com/office/drawing/2015/10/21/chartex" xmlns:cx3="http://schemas.microsoft.com/office/drawing/2016/5/9/chartex" xmlns:cx4="http://schemas.microsoft.com/office/drawing/2016/5/10/chartex" xmlns:cx5="http://schemas.microsoft.com/office/drawing/2016/5/11/chartex" xmlns:cx6="http://schemas.microsoft.com/office/drawing/2016/5/12/chartex" xmlns:cx7="http://schemas.microsoft.com/office/drawing/2016/5/13/chartex" xmlns:cx8="http://schemas.microsoft.com/office/drawing/2016/5/14/chartex" xmlns:mc="http://schemas.openxmlformats.org/markup-compatibility/2006" xmlns:aink="http://schemas.microsoft.com/office/drawing/2016/ink" xmlns:am3d="http://schemas.microsoft.com/office/drawing/2017/model3d" xmlns:o="urn:schemas-microsoft-com:office:office" xmlns:oel="http://schemas.microsoft.com/office/2019/extlst" xmlns:r="http://schemas.openxmlformats.org/officeDocument/2006/relationships" xmlns:m="http://schemas.openxmlformats.org/officeDocument/2006/math" xmlns:v="urn:schemas-microsoft-com:vml" xmlns:wp14="http://schemas.microsoft.com/office/word/2010/wordprocessingDrawing" xmlns:wp="http://schemas.openxmlformats.org/drawingml/2006/wordprocessingDrawing" xmlns:w10="urn:schemas-microsoft-com:office:word" xmlns:w="http://schemas.openxmlformats.org/wordprocessingml/2006/main" xmlns:w14="http://schemas.microsoft.com/office/word/2010/wordml" xmlns:w15="http://schemas.microsoft.com/office/word/2012/wordml" xmlns:w16cex="http://schemas.microsoft.com/office/word/2018/wordml/cex" xmlns:w16cid="http://schemas.microsoft.com/office/word/2016/wordml/cid" xmlns:w16="http://schemas.microsoft.com/office/word/2018/wordml" xmlns:w16du="http://schemas.microsoft.com/office/word/2023/wordml/word16du" xmlns:w16sdtdh="http://schemas.microsoft.com/office/word/2020/wordml/sdtdatahash" xmlns:w16sdtfl="http://schemas.microsoft.com/office/word/2024/wordml/sdtformatlock" xmlns:w16se="http://schemas.microsoft.com/office/word/2015/wordml/symex" xmlns:wpg="http://schemas.microsoft.com/office/word/2010/wordprocessingGroup" xmlns:wpi="http://schemas.microsoft.com/office/word/2010/wordprocessingInk" xmlns:wne="http://schemas.microsoft.com/office/word/2006/wordml" xmlns:wps="http://schemas.microsoft.com/office/word/2010/wordprocessingShape" mc:Ignorable="w14 w15 w16se w16cid w16 w16cex w16sdtdh w16sdtfl w16du wp14">
   <w:p>
     <w:pPr>
       <w:pStyle w:val="Footer"/>
@@ -716,7 +868,7 @@
 </file>
 
 <file path=word/footer2.xml><?xml version="1.0" encoding="utf-8"?>
-<w:ftr xmlns:wpc="http://schemas.microsoft.com/office/word/2010/wordprocessingCanvas" xmlns:cx="http://schemas.microsoft.com/office/drawing/2014/chartex" xmlns:cx1="http://schemas.microsoft.com/office/drawing/2015/9/8/chartex" xmlns:cx2="http://schemas.microsoft.com/office/drawing/2015/10/21/chartex" xmlns:cx3="http://schemas.microsoft.com/office/drawing/2016/5/9/chartex" xmlns:cx4="http://schemas.microsoft.com/office/drawing/2016/5/10/chartex" xmlns:cx5="http://schemas.microsoft.com/office/drawing/2016/5/11/chartex" xmlns:cx6="http://schemas.microsoft.com/office/drawing/2016/5/12/chartex" xmlns:cx7="http://schemas.microsoft.com/office/drawing/2016/5/13/chartex" xmlns:cx8="http://schemas.microsoft.com/office/drawing/2016/5/14/chartex" xmlns:mc="http://schemas.openxmlformats.org/markup-compatibility/2006" xmlns:aink="http://schemas.microsoft.com/office/drawing/2016/ink" xmlns:am3d="http://schemas.microsoft.com/office/drawing/2017/model3d" xmlns:o="urn:schemas-microsoft-com:office:office" xmlns:oel="http://schemas.microsoft.com/office/2019/extlst" xmlns:r="http://schemas.openxmlformats.org/officeDocument/2006/relationships" xmlns:m="http://schemas.openxmlformats.org/officeDocument/2006/math" xmlns:v="urn:schemas-microsoft-com:vml" xmlns:wp14="http://schemas.microsoft.com/office/word/2010/wordprocessingDrawing" xmlns:wp="http://schemas.openxmlformats.org/drawingml/2006/wordprocessingDrawing" xmlns:w10="urn:schemas-microsoft-com:office:word" xmlns:w="http://schemas.openxmlformats.org/wordprocessingml/2006/main" xmlns:w14="http://schemas.microsoft.com/office/word/2010/wordml" xmlns:w15="http://schemas.microsoft.com/office/word/2012/wordml" xmlns:w16cex="http://schemas.microsoft.com/office/word/2018/wordml/cex" xmlns:w16cid="http://schemas.microsoft.com/office/word/2016/wordml/cid" xmlns:w16="http://schemas.microsoft.com/office/word/2018/wordml" xmlns:w16sdtdh="http://schemas.microsoft.com/office/word/2020/wordml/sdtdatahash" xmlns:w16se="http://schemas.microsoft.com/office/word/2015/wordml/symex" xmlns:wpg="http://schemas.microsoft.com/office/word/2010/wordprocessingGroup" xmlns:wpi="http://schemas.microsoft.com/office/word/2010/wordprocessingInk" xmlns:wne="http://schemas.microsoft.com/office/word/2006/wordml" xmlns:wps="http://schemas.microsoft.com/office/word/2010/wordprocessingShape" mc:Ignorable="w14 w15 w16se w16cid w16 w16cex w16sdtdh wp14">
+<w:ftr xmlns:wpc="http://schemas.microsoft.com/office/word/2010/wordprocessingCanvas" xmlns:cx="http://schemas.microsoft.com/office/drawing/2014/chartex" xmlns:cx1="http://schemas.microsoft.com/office/drawing/2015/9/8/chartex" xmlns:cx2="http://schemas.microsoft.com/office/drawing/2015/10/21/chartex" xmlns:cx3="http://schemas.microsoft.com/office/drawing/2016/5/9/chartex" xmlns:cx4="http://schemas.microsoft.com/office/drawing/2016/5/10/chartex" xmlns:cx5="http://schemas.microsoft.com/office/drawing/2016/5/11/chartex" xmlns:cx6="http://schemas.microsoft.com/office/drawing/2016/5/12/chartex" xmlns:cx7="http://schemas.microsoft.com/office/drawing/2016/5/13/chartex" xmlns:cx8="http://schemas.microsoft.com/office/drawing/2016/5/14/chartex" xmlns:mc="http://schemas.openxmlformats.org/markup-compatibility/2006" xmlns:aink="http://schemas.microsoft.com/office/drawing/2016/ink" xmlns:am3d="http://schemas.microsoft.com/office/drawing/2017/model3d" xmlns:o="urn:schemas-microsoft-com:office:office" xmlns:oel="http://schemas.microsoft.com/office/2019/extlst" xmlns:r="http://schemas.openxmlformats.org/officeDocument/2006/relationships" xmlns:m="http://schemas.openxmlformats.org/officeDocument/2006/math" xmlns:v="urn:schemas-microsoft-com:vml" xmlns:wp14="http://schemas.microsoft.com/office/word/2010/wordprocessingDrawing" xmlns:wp="http://schemas.openxmlformats.org/drawingml/2006/wordprocessingDrawing" xmlns:w10="urn:schemas-microsoft-com:office:word" xmlns:w="http://schemas.openxmlformats.org/wordprocessingml/2006/main" xmlns:w14="http://schemas.microsoft.com/office/word/2010/wordml" xmlns:w15="http://schemas.microsoft.com/office/word/2012/wordml" xmlns:w16cex="http://schemas.microsoft.com/office/word/2018/wordml/cex" xmlns:w16cid="http://schemas.microsoft.com/office/word/2016/wordml/cid" xmlns:w16="http://schemas.microsoft.com/office/word/2018/wordml" xmlns:w16du="http://schemas.microsoft.com/office/word/2023/wordml/word16du" xmlns:w16sdtdh="http://schemas.microsoft.com/office/word/2020/wordml/sdtdatahash" xmlns:w16sdtfl="http://schemas.microsoft.com/office/word/2024/wordml/sdtformatlock" xmlns:w16se="http://schemas.microsoft.com/office/word/2015/wordml/symex" xmlns:wpg="http://schemas.microsoft.com/office/word/2010/wordprocessingGroup" xmlns:wpi="http://schemas.microsoft.com/office/word/2010/wordprocessingInk" xmlns:wne="http://schemas.microsoft.com/office/word/2006/wordml" xmlns:wps="http://schemas.microsoft.com/office/word/2010/wordprocessingShape" mc:Ignorable="w14 w15 w16se w16cid w16 w16cex w16sdtdh w16sdtfl w16du wp14">
   <w:p>
     <w:pPr>
       <w:pStyle w:val="Footer"/>
@@ -726,7 +878,7 @@
 </file>
 
 <file path=word/footer3.xml><?xml version="1.0" encoding="utf-8"?>
-<w:ftr xmlns:wpc="http://schemas.microsoft.com/office/word/2010/wordprocessingCanvas" xmlns:cx="http://schemas.microsoft.com/office/drawing/2014/chartex" xmlns:cx1="http://schemas.microsoft.com/office/drawing/2015/9/8/chartex" xmlns:cx2="http://schemas.microsoft.com/office/drawing/2015/10/21/chartex" xmlns:cx3="http://schemas.microsoft.com/office/drawing/2016/5/9/chartex" xmlns:cx4="http://schemas.microsoft.com/office/drawing/2016/5/10/chartex" xmlns:cx5="http://schemas.microsoft.com/office/drawing/2016/5/11/chartex" xmlns:cx6="http://schemas.microsoft.com/office/drawing/2016/5/12/chartex" xmlns:cx7="http://schemas.microsoft.com/office/drawing/2016/5/13/chartex" xmlns:cx8="http://schemas.microsoft.com/office/drawing/2016/5/14/chartex" xmlns:mc="http://schemas.openxmlformats.org/markup-compatibility/2006" xmlns:aink="http://schemas.microsoft.com/office/drawing/2016/ink" xmlns:am3d="http://schemas.microsoft.com/office/drawing/2017/model3d" xmlns:o="urn:schemas-microsoft-com:office:office" xmlns:oel="http://schemas.microsoft.com/office/2019/extlst" xmlns:r="http://schemas.openxmlformats.org/officeDocument/2006/relationships" xmlns:m="http://schemas.openxmlformats.org/officeDocument/2006/math" xmlns:v="urn:schemas-microsoft-com:vml" xmlns:wp14="http://schemas.microsoft.com/office/word/2010/wordprocessingDrawing" xmlns:wp="http://schemas.openxmlformats.org/drawingml/2006/wordprocessingDrawing" xmlns:w10="urn:schemas-microsoft-com:office:word" xmlns:w="http://schemas.openxmlformats.org/wordprocessingml/2006/main" xmlns:w14="http://schemas.microsoft.com/office/word/2010/wordml" xmlns:w15="http://schemas.microsoft.com/office/word/2012/wordml" xmlns:w16cex="http://schemas.microsoft.com/office/word/2018/wordml/cex" xmlns:w16cid="http://schemas.microsoft.com/office/word/2016/wordml/cid" xmlns:w16="http://schemas.microsoft.com/office/word/2018/wordml" xmlns:w16sdtdh="http://schemas.microsoft.com/office/word/2020/wordml/sdtdatahash" xmlns:w16se="http://schemas.microsoft.com/office/word/2015/wordml/symex" xmlns:wpg="http://schemas.microsoft.com/office/word/2010/wordprocessingGroup" xmlns:wpi="http://schemas.microsoft.com/office/word/2010/wordprocessingInk" xmlns:wne="http://schemas.microsoft.com/office/word/2006/wordml" xmlns:wps="http://schemas.microsoft.com/office/word/2010/wordprocessingShape" mc:Ignorable="w14 w15 w16se w16cid w16 w16cex w16sdtdh wp14">
+<w:ftr xmlns:wpc="http://schemas.microsoft.com/office/word/2010/wordprocessingCanvas" xmlns:cx="http://schemas.microsoft.com/office/drawing/2014/chartex" xmlns:cx1="http://schemas.microsoft.com/office/drawing/2015/9/8/chartex" xmlns:cx2="http://schemas.microsoft.com/office/drawing/2015/10/21/chartex" xmlns:cx3="http://schemas.microsoft.com/office/drawing/2016/5/9/chartex" xmlns:cx4="http://schemas.microsoft.com/office/drawing/2016/5/10/chartex" xmlns:cx5="http://schemas.microsoft.com/office/drawing/2016/5/11/chartex" xmlns:cx6="http://schemas.microsoft.com/office/drawing/2016/5/12/chartex" xmlns:cx7="http://schemas.microsoft.com/office/drawing/2016/5/13/chartex" xmlns:cx8="http://schemas.microsoft.com/office/drawing/2016/5/14/chartex" xmlns:mc="http://schemas.openxmlformats.org/markup-compatibility/2006" xmlns:aink="http://schemas.microsoft.com/office/drawing/2016/ink" xmlns:am3d="http://schemas.microsoft.com/office/drawing/2017/model3d" xmlns:o="urn:schemas-microsoft-com:office:office" xmlns:oel="http://schemas.microsoft.com/office/2019/extlst" xmlns:r="http://schemas.openxmlformats.org/officeDocument/2006/relationships" xmlns:m="http://schemas.openxmlformats.org/officeDocument/2006/math" xmlns:v="urn:schemas-microsoft-com:vml" xmlns:wp14="http://schemas.microsoft.com/office/word/2010/wordprocessingDrawing" xmlns:wp="http://schemas.openxmlformats.org/drawingml/2006/wordprocessingDrawing" xmlns:w10="urn:schemas-microsoft-com:office:word" xmlns:w="http://schemas.openxmlformats.org/wordprocessingml/2006/main" xmlns:w14="http://schemas.microsoft.com/office/word/2010/wordml" xmlns:w15="http://schemas.microsoft.com/office/word/2012/wordml" xmlns:w16cex="http://schemas.microsoft.com/office/word/2018/wordml/cex" xmlns:w16cid="http://schemas.microsoft.com/office/word/2016/wordml/cid" xmlns:w16="http://schemas.microsoft.com/office/word/2018/wordml" xmlns:w16du="http://schemas.microsoft.com/office/word/2023/wordml/word16du" xmlns:w16sdtdh="http://schemas.microsoft.com/office/word/2020/wordml/sdtdatahash" xmlns:w16sdtfl="http://schemas.microsoft.com/office/word/2024/wordml/sdtformatlock" xmlns:w16se="http://schemas.microsoft.com/office/word/2015/wordml/symex" xmlns:wpg="http://schemas.microsoft.com/office/word/2010/wordprocessingGroup" xmlns:wpi="http://schemas.microsoft.com/office/word/2010/wordprocessingInk" xmlns:wne="http://schemas.microsoft.com/office/word/2006/wordml" xmlns:wps="http://schemas.microsoft.com/office/word/2010/wordprocessingShape" mc:Ignorable="w14 w15 w16se w16cid w16 w16cex w16sdtdh w16sdtfl w16du wp14">
   <w:p>
     <w:pPr>
       <w:pStyle w:val="Footer"/>
@@ -736,7 +888,7 @@
 </file>
 
 <file path=word/footnotes.xml><?xml version="1.0" encoding="utf-8"?>
-<w:footnotes xmlns:wpc="http://schemas.microsoft.com/office/word/2010/wordprocessingCanvas" xmlns:cx="http://schemas.microsoft.com/office/drawing/2014/chartex" xmlns:cx1="http://schemas.microsoft.com/office/drawing/2015/9/8/chartex" xmlns:cx2="http://schemas.microsoft.com/office/drawing/2015/10/21/chartex" xmlns:cx3="http://schemas.microsoft.com/office/drawing/2016/5/9/chartex" xmlns:cx4="http://schemas.microsoft.com/office/drawing/2016/5/10/chartex" xmlns:cx5="http://schemas.microsoft.com/office/drawing/2016/5/11/chartex" xmlns:cx6="http://schemas.microsoft.com/office/drawing/2016/5/12/chartex" xmlns:cx7="http://schemas.microsoft.com/office/drawing/2016/5/13/chartex" xmlns:cx8="http://schemas.microsoft.com/office/drawing/2016/5/14/chartex" xmlns:mc="http://schemas.openxmlformats.org/markup-compatibility/2006" xmlns:aink="http://schemas.microsoft.com/office/drawing/2016/ink" xmlns:am3d="http://schemas.microsoft.com/office/drawing/2017/model3d" xmlns:o="urn:schemas-microsoft-com:office:office" xmlns:oel="http://schemas.microsoft.com/office/2019/extlst" xmlns:r="http://schemas.openxmlformats.org/officeDocument/2006/relationships" xmlns:m="http://schemas.openxmlformats.org/officeDocument/2006/math" xmlns:v="urn:schemas-microsoft-com:vml" xmlns:wp14="http://schemas.microsoft.com/office/word/2010/wordprocessingDrawing" xmlns:wp="http://schemas.openxmlformats.org/drawingml/2006/wordprocessingDrawing" xmlns:w10="urn:schemas-microsoft-com:office:word" xmlns:w="http://schemas.openxmlformats.org/wordprocessingml/2006/main" xmlns:w14="http://schemas.microsoft.com/office/word/2010/wordml" xmlns:w15="http://schemas.microsoft.com/office/word/2012/wordml" xmlns:w16cex="http://schemas.microsoft.com/office/word/2018/wordml/cex" xmlns:w16cid="http://schemas.microsoft.com/office/word/2016/wordml/cid" xmlns:w16="http://schemas.microsoft.com/office/word/2018/wordml" xmlns:w16sdtdh="http://schemas.microsoft.com/office/word/2020/wordml/sdtdatahash" xmlns:w16se="http://schemas.microsoft.com/office/word/2015/wordml/symex" xmlns:wpg="http://schemas.microsoft.com/office/word/2010/wordprocessingGroup" xmlns:wpi="http://schemas.microsoft.com/office/word/2010/wordprocessingInk" xmlns:wne="http://schemas.microsoft.com/office/word/2006/wordml" xmlns:wps="http://schemas.microsoft.com/office/word/2010/wordprocessingShape" mc:Ignorable="w14 w15 w16se w16cid w16 w16cex w16sdtdh wp14">
+<w:footnotes xmlns:wpc="http://schemas.microsoft.com/office/word/2010/wordprocessingCanvas" xmlns:cx="http://schemas.microsoft.com/office/drawing/2014/chartex" xmlns:cx1="http://schemas.microsoft.com/office/drawing/2015/9/8/chartex" xmlns:cx2="http://schemas.microsoft.com/office/drawing/2015/10/21/chartex" xmlns:cx3="http://schemas.microsoft.com/office/drawing/2016/5/9/chartex" xmlns:cx4="http://schemas.microsoft.com/office/drawing/2016/5/10/chartex" xmlns:cx5="http://schemas.microsoft.com/office/drawing/2016/5/11/chartex" xmlns:cx6="http://schemas.microsoft.com/office/drawing/2016/5/12/chartex" xmlns:cx7="http://schemas.microsoft.com/office/drawing/2016/5/13/chartex" xmlns:cx8="http://schemas.microsoft.com/office/drawing/2016/5/14/chartex" xmlns:mc="http://schemas.openxmlformats.org/markup-compatibility/2006" xmlns:aink="http://schemas.microsoft.com/office/drawing/2016/ink" xmlns:am3d="http://schemas.microsoft.com/office/drawing/2017/model3d" xmlns:o="urn:schemas-microsoft-com:office:office" xmlns:oel="http://schemas.microsoft.com/office/2019/extlst" xmlns:r="http://schemas.openxmlformats.org/officeDocument/2006/relationships" xmlns:m="http://schemas.openxmlformats.org/officeDocument/2006/math" xmlns:v="urn:schemas-microsoft-com:vml" xmlns:wp14="http://schemas.microsoft.com/office/word/2010/wordprocessingDrawing" xmlns:wp="http://schemas.openxmlformats.org/drawingml/2006/wordprocessingDrawing" xmlns:w10="urn:schemas-microsoft-com:office:word" xmlns:w="http://schemas.openxmlformats.org/wordprocessingml/2006/main" xmlns:w14="http://schemas.microsoft.com/office/word/2010/wordml" xmlns:w15="http://schemas.microsoft.com/office/word/2012/wordml" xmlns:w16cex="http://schemas.microsoft.com/office/word/2018/wordml/cex" xmlns:w16cid="http://schemas.microsoft.com/office/word/2016/wordml/cid" xmlns:w16="http://schemas.microsoft.com/office/word/2018/wordml" xmlns:w16du="http://schemas.microsoft.com/office/word/2023/wordml/word16du" xmlns:w16sdtdh="http://schemas.microsoft.com/office/word/2020/wordml/sdtdatahash" xmlns:w16sdtfl="http://schemas.microsoft.com/office/word/2024/wordml/sdtformatlock" xmlns:w16se="http://schemas.microsoft.com/office/word/2015/wordml/symex" xmlns:wpg="http://schemas.microsoft.com/office/word/2010/wordprocessingGroup" xmlns:wpi="http://schemas.microsoft.com/office/word/2010/wordprocessingInk" xmlns:wne="http://schemas.microsoft.com/office/word/2006/wordml" xmlns:wps="http://schemas.microsoft.com/office/word/2010/wordprocessingShape" mc:Ignorable="w14 w15 w16se w16cid w16 w16cex w16sdtdh w16sdtfl w16du wp14">
   <w:footnote w:type="separator" w:id="-1">
     <w:p>
       <w:pPr>
@@ -761,7 +913,7 @@
 </file>
 
 <file path=word/header1.xml><?xml version="1.0" encoding="utf-8"?>
-<w:hdr xmlns:wpc="http://schemas.microsoft.com/office/word/2010/wordprocessingCanvas" xmlns:cx="http://schemas.microsoft.com/office/drawing/2014/chartex" xmlns:cx1="http://schemas.microsoft.com/office/drawing/2015/9/8/chartex" xmlns:cx2="http://schemas.microsoft.com/office/drawing/2015/10/21/chartex" xmlns:cx3="http://schemas.microsoft.com/office/drawing/2016/5/9/chartex" xmlns:cx4="http://schemas.microsoft.com/office/drawing/2016/5/10/chartex" xmlns:cx5="http://schemas.microsoft.com/office/drawing/2016/5/11/chartex" xmlns:cx6="http://schemas.microsoft.com/office/drawing/2016/5/12/chartex" xmlns:cx7="http://schemas.microsoft.com/office/drawing/2016/5/13/chartex" xmlns:cx8="http://schemas.microsoft.com/office/drawing/2016/5/14/chartex" xmlns:mc="http://schemas.openxmlformats.org/markup-compatibility/2006" xmlns:aink="http://schemas.microsoft.com/office/drawing/2016/ink" xmlns:am3d="http://schemas.microsoft.com/office/drawing/2017/model3d" xmlns:o="urn:schemas-microsoft-com:office:office" xmlns:oel="http://schemas.microsoft.com/office/2019/extlst" xmlns:r="http://schemas.openxmlformats.org/officeDocument/2006/relationships" xmlns:m="http://schemas.openxmlformats.org/officeDocument/2006/math" xmlns:v="urn:schemas-microsoft-com:vml" xmlns:wp14="http://schemas.microsoft.com/office/word/2010/wordprocessingDrawing" xmlns:wp="http://schemas.openxmlformats.org/drawingml/2006/wordprocessingDrawing" xmlns:w10="urn:schemas-microsoft-com:office:word" xmlns:w="http://schemas.openxmlformats.org/wordprocessingml/2006/main" xmlns:w14="http://schemas.microsoft.com/office/word/2010/wordml" xmlns:w15="http://schemas.microsoft.com/office/word/2012/wordml" xmlns:w16cex="http://schemas.microsoft.com/office/word/2018/wordml/cex" xmlns:w16cid="http://schemas.microsoft.com/office/word/2016/wordml/cid" xmlns:w16="http://schemas.microsoft.com/office/word/2018/wordml" xmlns:w16sdtdh="http://schemas.microsoft.com/office/word/2020/wordml/sdtdatahash" xmlns:w16se="http://schemas.microsoft.com/office/word/2015/wordml/symex" xmlns:wpg="http://schemas.microsoft.com/office/word/2010/wordprocessingGroup" xmlns:wpi="http://schemas.microsoft.com/office/word/2010/wordprocessingInk" xmlns:wne="http://schemas.microsoft.com/office/word/2006/wordml" xmlns:wps="http://schemas.microsoft.com/office/word/2010/wordprocessingShape" mc:Ignorable="w14 w15 w16se w16cid w16 w16cex w16sdtdh wp14">
+<w:hdr xmlns:wpc="http://schemas.microsoft.com/office/word/2010/wordprocessingCanvas" xmlns:cx="http://schemas.microsoft.com/office/drawing/2014/chartex" xmlns:cx1="http://schemas.microsoft.com/office/drawing/2015/9/8/chartex" xmlns:cx2="http://schemas.microsoft.com/office/drawing/2015/10/21/chartex" xmlns:cx3="http://schemas.microsoft.com/office/drawing/2016/5/9/chartex" xmlns:cx4="http://schemas.microsoft.com/office/drawing/2016/5/10/chartex" xmlns:cx5="http://schemas.microsoft.com/office/drawing/2016/5/11/chartex" xmlns:cx6="http://schemas.microsoft.com/office/drawing/2016/5/12/chartex" xmlns:cx7="http://schemas.microsoft.com/office/drawing/2016/5/13/chartex" xmlns:cx8="http://schemas.microsoft.com/office/drawing/2016/5/14/chartex" xmlns:mc="http://schemas.openxmlformats.org/markup-compatibility/2006" xmlns:aink="http://schemas.microsoft.com/office/drawing/2016/ink" xmlns:am3d="http://schemas.microsoft.com/office/drawing/2017/model3d" xmlns:o="urn:schemas-microsoft-com:office:office" xmlns:oel="http://schemas.microsoft.com/office/2019/extlst" xmlns:r="http://schemas.openxmlformats.org/officeDocument/2006/relationships" xmlns:m="http://schemas.openxmlformats.org/officeDocument/2006/math" xmlns:v="urn:schemas-microsoft-com:vml" xmlns:wp14="http://schemas.microsoft.com/office/word/2010/wordprocessingDrawing" xmlns:wp="http://schemas.openxmlformats.org/drawingml/2006/wordprocessingDrawing" xmlns:w10="urn:schemas-microsoft-com:office:word" xmlns:w="http://schemas.openxmlformats.org/wordprocessingml/2006/main" xmlns:w14="http://schemas.microsoft.com/office/word/2010/wordml" xmlns:w15="http://schemas.microsoft.com/office/word/2012/wordml" xmlns:w16cex="http://schemas.microsoft.com/office/word/2018/wordml/cex" xmlns:w16cid="http://schemas.microsoft.com/office/word/2016/wordml/cid" xmlns:w16="http://schemas.microsoft.com/office/word/2018/wordml" xmlns:w16du="http://schemas.microsoft.com/office/word/2023/wordml/word16du" xmlns:w16sdtdh="http://schemas.microsoft.com/office/word/2020/wordml/sdtdatahash" xmlns:w16sdtfl="http://schemas.microsoft.com/office/word/2024/wordml/sdtformatlock" xmlns:w16se="http://schemas.microsoft.com/office/word/2015/wordml/symex" xmlns:wpg="http://schemas.microsoft.com/office/word/2010/wordprocessingGroup" xmlns:wpi="http://schemas.microsoft.com/office/word/2010/wordprocessingInk" xmlns:wne="http://schemas.microsoft.com/office/word/2006/wordml" xmlns:wps="http://schemas.microsoft.com/office/word/2010/wordprocessingShape" mc:Ignorable="w14 w15 w16se w16cid w16 w16cex w16sdtdh w16sdtfl w16du wp14">
   <w:p>
     <w:pPr>
       <w:pStyle w:val="Header"/>
@@ -771,7 +923,7 @@
 </file>
 
 <file path=word/header2.xml><?xml version="1.0" encoding="utf-8"?>
-<w:hdr xmlns:wpc="http://schemas.microsoft.com/office/word/2010/wordprocessingCanvas" xmlns:cx="http://schemas.microsoft.com/office/drawing/2014/chartex" xmlns:cx1="http://schemas.microsoft.com/office/drawing/2015/9/8/chartex" xmlns:cx2="http://schemas.microsoft.com/office/drawing/2015/10/21/chartex" xmlns:cx3="http://schemas.microsoft.com/office/drawing/2016/5/9/chartex" xmlns:cx4="http://schemas.microsoft.com/office/drawing/2016/5/10/chartex" xmlns:cx5="http://schemas.microsoft.com/office/drawing/2016/5/11/chartex" xmlns:cx6="http://schemas.microsoft.com/office/drawing/2016/5/12/chartex" xmlns:cx7="http://schemas.microsoft.com/office/drawing/2016/5/13/chartex" xmlns:cx8="http://schemas.microsoft.com/office/drawing/2016/5/14/chartex" xmlns:mc="http://schemas.openxmlformats.org/markup-compatibility/2006" xmlns:aink="http://schemas.microsoft.com/office/drawing/2016/ink" xmlns:am3d="http://schemas.microsoft.com/office/drawing/2017/model3d" xmlns:o="urn:schemas-microsoft-com:office:office" xmlns:oel="http://schemas.microsoft.com/office/2019/extlst" xmlns:r="http://schemas.openxmlformats.org/officeDocument/2006/relationships" xmlns:m="http://schemas.openxmlformats.org/officeDocument/2006/math" xmlns:v="urn:schemas-microsoft-com:vml" xmlns:wp14="http://schemas.microsoft.com/office/word/2010/wordprocessingDrawing" xmlns:wp="http://schemas.openxmlformats.org/drawingml/2006/wordprocessingDrawing" xmlns:w10="urn:schemas-microsoft-com:office:word" xmlns:w="http://schemas.openxmlformats.org/wordprocessingml/2006/main" xmlns:w14="http://schemas.microsoft.com/office/word/2010/wordml" xmlns:w15="http://schemas.microsoft.com/office/word/2012/wordml" xmlns:w16cex="http://schemas.microsoft.com/office/word/2018/wordml/cex" xmlns:w16cid="http://schemas.microsoft.com/office/word/2016/wordml/cid" xmlns:w16="http://schemas.microsoft.com/office/word/2018/wordml" xmlns:w16sdtdh="http://schemas.microsoft.com/office/word/2020/wordml/sdtdatahash" xmlns:w16se="http://schemas.microsoft.com/office/word/2015/wordml/symex" xmlns:wpg="http://schemas.microsoft.com/office/word/2010/wordprocessingGroup" xmlns:wpi="http://schemas.microsoft.com/office/word/2010/wordprocessingInk" xmlns:wne="http://schemas.microsoft.com/office/word/2006/wordml" xmlns:wps="http://schemas.microsoft.com/office/word/2010/wordprocessingShape" mc:Ignorable="w14 w15 w16se w16cid w16 w16cex w16sdtdh wp14">
+<w:hdr xmlns:wpc="http://schemas.microsoft.com/office/word/2010/wordprocessingCanvas" xmlns:cx="http://schemas.microsoft.com/office/drawing/2014/chartex" xmlns:cx1="http://schemas.microsoft.com/office/drawing/2015/9/8/chartex" xmlns:cx2="http://schemas.microsoft.com/office/drawing/2015/10/21/chartex" xmlns:cx3="http://schemas.microsoft.com/office/drawing/2016/5/9/chartex" xmlns:cx4="http://schemas.microsoft.com/office/drawing/2016/5/10/chartex" xmlns:cx5="http://schemas.microsoft.com/office/drawing/2016/5/11/chartex" xmlns:cx6="http://schemas.microsoft.com/office/drawing/2016/5/12/chartex" xmlns:cx7="http://schemas.microsoft.com/office/drawing/2016/5/13/chartex" xmlns:cx8="http://schemas.microsoft.com/office/drawing/2016/5/14/chartex" xmlns:mc="http://schemas.openxmlformats.org/markup-compatibility/2006" xmlns:aink="http://schemas.microsoft.com/office/drawing/2016/ink" xmlns:am3d="http://schemas.microsoft.com/office/drawing/2017/model3d" xmlns:o="urn:schemas-microsoft-com:office:office" xmlns:oel="http://schemas.microsoft.com/office/2019/extlst" xmlns:r="http://schemas.openxmlformats.org/officeDocument/2006/relationships" xmlns:m="http://schemas.openxmlformats.org/officeDocument/2006/math" xmlns:v="urn:schemas-microsoft-com:vml" xmlns:wp14="http://schemas.microsoft.com/office/word/2010/wordprocessingDrawing" xmlns:wp="http://schemas.openxmlformats.org/drawingml/2006/wordprocessingDrawing" xmlns:w10="urn:schemas-microsoft-com:office:word" xmlns:w="http://schemas.openxmlformats.org/wordprocessingml/2006/main" xmlns:w14="http://schemas.microsoft.com/office/word/2010/wordml" xmlns:w15="http://schemas.microsoft.com/office/word/2012/wordml" xmlns:w16cex="http://schemas.microsoft.com/office/word/2018/wordml/cex" xmlns:w16cid="http://schemas.microsoft.com/office/word/2016/wordml/cid" xmlns:w16="http://schemas.microsoft.com/office/word/2018/wordml" xmlns:w16du="http://schemas.microsoft.com/office/word/2023/wordml/word16du" xmlns:w16sdtdh="http://schemas.microsoft.com/office/word/2020/wordml/sdtdatahash" xmlns:w16sdtfl="http://schemas.microsoft.com/office/word/2024/wordml/sdtformatlock" xmlns:w16se="http://schemas.microsoft.com/office/word/2015/wordml/symex" xmlns:wpg="http://schemas.microsoft.com/office/word/2010/wordprocessingGroup" xmlns:wpi="http://schemas.microsoft.com/office/word/2010/wordprocessingInk" xmlns:wne="http://schemas.microsoft.com/office/word/2006/wordml" xmlns:wps="http://schemas.microsoft.com/office/word/2010/wordprocessingShape" mc:Ignorable="w14 w15 w16se w16cid w16 w16cex w16sdtdh w16sdtfl w16du wp14">
   <w:p>
     <w:pPr>
       <w:pStyle w:val="Header"/>
@@ -782,7 +934,7 @@
 </file>
 
 <file path=word/header3.xml><?xml version="1.0" encoding="utf-8"?>
-<w:hdr xmlns:wpc="http://schemas.microsoft.com/office/word/2010/wordprocessingCanvas" xmlns:cx="http://schemas.microsoft.com/office/drawing/2014/chartex" xmlns:cx1="http://schemas.microsoft.com/office/drawing/2015/9/8/chartex" xmlns:cx2="http://schemas.microsoft.com/office/drawing/2015/10/21/chartex" xmlns:cx3="http://schemas.microsoft.com/office/drawing/2016/5/9/chartex" xmlns:cx4="http://schemas.microsoft.com/office/drawing/2016/5/10/chartex" xmlns:cx5="http://schemas.microsoft.com/office/drawing/2016/5/11/chartex" xmlns:cx6="http://schemas.microsoft.com/office/drawing/2016/5/12/chartex" xmlns:cx7="http://schemas.microsoft.com/office/drawing/2016/5/13/chartex" xmlns:cx8="http://schemas.microsoft.com/office/drawing/2016/5/14/chartex" xmlns:mc="http://schemas.openxmlformats.org/markup-compatibility/2006" xmlns:aink="http://schemas.microsoft.com/office/drawing/2016/ink" xmlns:am3d="http://schemas.microsoft.com/office/drawing/2017/model3d" xmlns:o="urn:schemas-microsoft-com:office:office" xmlns:oel="http://schemas.microsoft.com/office/2019/extlst" xmlns:r="http://schemas.openxmlformats.org/officeDocument/2006/relationships" xmlns:m="http://schemas.openxmlformats.org/officeDocument/2006/math" xmlns:v="urn:schemas-microsoft-com:vml" xmlns:wp14="http://schemas.microsoft.com/office/word/2010/wordprocessingDrawing" xmlns:wp="http://schemas.openxmlformats.org/drawingml/2006/wordprocessingDrawing" xmlns:w10="urn:schemas-microsoft-com:office:word" xmlns:w="http://schemas.openxmlformats.org/wordprocessingml/2006/main" xmlns:w14="http://schemas.microsoft.com/office/word/2010/wordml" xmlns:w15="http://schemas.microsoft.com/office/word/2012/wordml" xmlns:w16cex="http://schemas.microsoft.com/office/word/2018/wordml/cex" xmlns:w16cid="http://schemas.microsoft.com/office/word/2016/wordml/cid" xmlns:w16="http://schemas.microsoft.com/office/word/2018/wordml" xmlns:w16sdtdh="http://schemas.microsoft.com/office/word/2020/wordml/sdtdatahash" xmlns:w16se="http://schemas.microsoft.com/office/word/2015/wordml/symex" xmlns:wpg="http://schemas.microsoft.com/office/word/2010/wordprocessingGroup" xmlns:wpi="http://schemas.microsoft.com/office/word/2010/wordprocessingInk" xmlns:wne="http://schemas.microsoft.com/office/word/2006/wordml" xmlns:wps="http://schemas.microsoft.com/office/word/2010/wordprocessingShape" mc:Ignorable="w14 w15 w16se w16cid w16 w16cex w16sdtdh wp14">
+<w:hdr xmlns:wpc="http://schemas.microsoft.com/office/word/2010/wordprocessingCanvas" xmlns:cx="http://schemas.microsoft.com/office/drawing/2014/chartex" xmlns:cx1="http://schemas.microsoft.com/office/drawing/2015/9/8/chartex" xmlns:cx2="http://schemas.microsoft.com/office/drawing/2015/10/21/chartex" xmlns:cx3="http://schemas.microsoft.com/office/drawing/2016/5/9/chartex" xmlns:cx4="http://schemas.microsoft.com/office/drawing/2016/5/10/chartex" xmlns:cx5="http://schemas.microsoft.com/office/drawing/2016/5/11/chartex" xmlns:cx6="http://schemas.microsoft.com/office/drawing/2016/5/12/chartex" xmlns:cx7="http://schemas.microsoft.com/office/drawing/2016/5/13/chartex" xmlns:cx8="http://schemas.microsoft.com/office/drawing/2016/5/14/chartex" xmlns:mc="http://schemas.openxmlformats.org/markup-compatibility/2006" xmlns:aink="http://schemas.microsoft.com/office/drawing/2016/ink" xmlns:am3d="http://schemas.microsoft.com/office/drawing/2017/model3d" xmlns:o="urn:schemas-microsoft-com:office:office" xmlns:oel="http://schemas.microsoft.com/office/2019/extlst" xmlns:r="http://schemas.openxmlformats.org/officeDocument/2006/relationships" xmlns:m="http://schemas.openxmlformats.org/officeDocument/2006/math" xmlns:v="urn:schemas-microsoft-com:vml" xmlns:wp14="http://schemas.microsoft.com/office/word/2010/wordprocessingDrawing" xmlns:wp="http://schemas.openxmlformats.org/drawingml/2006/wordprocessingDrawing" xmlns:w10="urn:schemas-microsoft-com:office:word" xmlns:w="http://schemas.openxmlformats.org/wordprocessingml/2006/main" xmlns:w14="http://schemas.microsoft.com/office/word/2010/wordml" xmlns:w15="http://schemas.microsoft.com/office/word/2012/wordml" xmlns:w16cex="http://schemas.microsoft.com/office/word/2018/wordml/cex" xmlns:w16cid="http://schemas.microsoft.com/office/word/2016/wordml/cid" xmlns:w16="http://schemas.microsoft.com/office/word/2018/wordml" xmlns:w16du="http://schemas.microsoft.com/office/word/2023/wordml/word16du" xmlns:w16sdtdh="http://schemas.microsoft.com/office/word/2020/wordml/sdtdatahash" xmlns:w16sdtfl="http://schemas.microsoft.com/office/word/2024/wordml/sdtformatlock" xmlns:w16se="http://schemas.microsoft.com/office/word/2015/wordml/symex" xmlns:wpg="http://schemas.microsoft.com/office/word/2010/wordprocessingGroup" xmlns:wpi="http://schemas.microsoft.com/office/word/2010/wordprocessingInk" xmlns:wne="http://schemas.microsoft.com/office/word/2006/wordml" xmlns:wps="http://schemas.microsoft.com/office/word/2010/wordprocessingShape" mc:Ignorable="w14 w15 w16se w16cid w16 w16cex w16sdtdh w16sdtfl w16du wp14">
   <w:p>
     <w:pPr>
       <w:pStyle w:val="Header"/>
@@ -791,7 +943,7 @@
     <w:r>
       <w:tab/>
       <w:tab/>
-      <w:t>2026-06-17</w:t>
+      <w:t>2026-06-18</w:t>
       <w:br/>
       <w:br/>
     </w:r>
@@ -808,7 +960,7 @@
 </file>
 
 <file path=word/numbering.xml><?xml version="1.0" encoding="utf-8"?>
-<w:numbering xmlns:wpc="http://schemas.microsoft.com/office/word/2010/wordprocessingCanvas" xmlns:cx="http://schemas.microsoft.com/office/drawing/2014/chartex" xmlns:cx1="http://schemas.microsoft.com/office/drawing/2015/9/8/chartex" xmlns:cx2="http://schemas.microsoft.com/office/drawing/2015/10/21/chartex" xmlns:cx3="http://schemas.microsoft.com/office/drawing/2016/5/9/chartex" xmlns:cx4="http://schemas.microsoft.com/office/drawing/2016/5/10/chartex" xmlns:cx5="http://schemas.microsoft.com/office/drawing/2016/5/11/chartex" xmlns:cx6="http://schemas.microsoft.com/office/drawing/2016/5/12/chartex" xmlns:cx7="http://schemas.microsoft.com/office/drawing/2016/5/13/chartex" xmlns:cx8="http://schemas.microsoft.com/office/drawing/2016/5/14/chartex" xmlns:mc="http://schemas.openxmlformats.org/markup-compatibility/2006" xmlns:aink="http://schemas.microsoft.com/office/drawing/2016/ink" xmlns:am3d="http://schemas.microsoft.com/office/drawing/2017/model3d" xmlns:o="urn:schemas-microsoft-com:office:office" xmlns:oel="http://schemas.microsoft.com/office/2019/extlst" xmlns:r="http://schemas.openxmlformats.org/officeDocument/2006/relationships" xmlns:m="http://schemas.openxmlformats.org/officeDocument/2006/math" xmlns:v="urn:schemas-microsoft-com:vml" xmlns:wp14="http://schemas.microsoft.com/office/word/2010/wordprocessingDrawing" xmlns:wp="http://schemas.openxmlformats.org/drawingml/2006/wordprocessingDrawing" xmlns:w10="urn:schemas-microsoft-com:office:word" xmlns:w="http://schemas.openxmlformats.org/wordprocessingml/2006/main" xmlns:w14="http://schemas.microsoft.com/office/word/2010/wordml" xmlns:w15="http://schemas.microsoft.com/office/word/2012/wordml" xmlns:w16cex="http://schemas.microsoft.com/office/word/2018/wordml/cex" xmlns:w16cid="http://schemas.microsoft.com/office/word/2016/wordml/cid" xmlns:w16="http://schemas.microsoft.com/office/word/2018/wordml" xmlns:w16sdtdh="http://schemas.microsoft.com/office/word/2020/wordml/sdtdatahash" xmlns:w16se="http://schemas.microsoft.com/office/word/2015/wordml/symex" xmlns:wpg="http://schemas.microsoft.com/office/word/2010/wordprocessingGroup" xmlns:wpi="http://schemas.microsoft.com/office/word/2010/wordprocessingInk" xmlns:wne="http://schemas.microsoft.com/office/word/2006/wordml" xmlns:wps="http://schemas.microsoft.com/office/word/2010/wordprocessingShape" mc:Ignorable="w14 w15 w16se w16cid w16 w16cex w16sdtdh wp14">
+<w:numbering xmlns:wpc="http://schemas.microsoft.com/office/word/2010/wordprocessingCanvas" xmlns:cx="http://schemas.microsoft.com/office/drawing/2014/chartex" xmlns:cx1="http://schemas.microsoft.com/office/drawing/2015/9/8/chartex" xmlns:cx2="http://schemas.microsoft.com/office/drawing/2015/10/21/chartex" xmlns:cx3="http://schemas.microsoft.com/office/drawing/2016/5/9/chartex" xmlns:cx4="http://schemas.microsoft.com/office/drawing/2016/5/10/chartex" xmlns:cx5="http://schemas.microsoft.com/office/drawing/2016/5/11/chartex" xmlns:cx6="http://schemas.microsoft.com/office/drawing/2016/5/12/chartex" xmlns:cx7="http://schemas.microsoft.com/office/drawing/2016/5/13/chartex" xmlns:cx8="http://schemas.microsoft.com/office/drawing/2016/5/14/chartex" xmlns:mc="http://schemas.openxmlformats.org/markup-compatibility/2006" xmlns:aink="http://schemas.microsoft.com/office/drawing/2016/ink" xmlns:am3d="http://schemas.microsoft.com/office/drawing/2017/model3d" xmlns:o="urn:schemas-microsoft-com:office:office" xmlns:oel="http://schemas.microsoft.com/office/2019/extlst" xmlns:r="http://schemas.openxmlformats.org/officeDocument/2006/relationships" xmlns:m="http://schemas.openxmlformats.org/officeDocument/2006/math" xmlns:v="urn:schemas-microsoft-com:vml" xmlns:wp14="http://schemas.microsoft.com/office/word/2010/wordprocessingDrawing" xmlns:wp="http://schemas.openxmlformats.org/drawingml/2006/wordprocessingDrawing" xmlns:w10="urn:schemas-microsoft-com:office:word" xmlns:w="http://schemas.openxmlformats.org/wordprocessingml/2006/main" xmlns:w14="http://schemas.microsoft.com/office/word/2010/wordml" xmlns:w15="http://schemas.microsoft.com/office/word/2012/wordml" xmlns:w16cex="http://schemas.microsoft.com/office/word/2018/wordml/cex" xmlns:w16cid="http://schemas.microsoft.com/office/word/2016/wordml/cid" xmlns:w16="http://schemas.microsoft.com/office/word/2018/wordml" xmlns:w16du="http://schemas.microsoft.com/office/word/2023/wordml/word16du" xmlns:w16sdtdh="http://schemas.microsoft.com/office/word/2020/wordml/sdtdatahash" xmlns:w16sdtfl="http://schemas.microsoft.com/office/word/2024/wordml/sdtformatlock" xmlns:w16se="http://schemas.microsoft.com/office/word/2015/wordml/symex" xmlns:wpg="http://schemas.microsoft.com/office/word/2010/wordprocessingGroup" xmlns:wpi="http://schemas.microsoft.com/office/word/2010/wordprocessingInk" xmlns:wne="http://schemas.microsoft.com/office/word/2006/wordml" xmlns:wps="http://schemas.microsoft.com/office/word/2010/wordprocessingShape" mc:Ignorable="w14 w15 w16se w16cid w16 w16cex w16sdtdh w16sdtfl w16du wp14">
   <w:abstractNum w:abstractNumId="0" w15:restartNumberingAfterBreak="0">
     <w:nsid w:val="FFFFFF7C"/>
     <w:multiLevelType w:val="singleLevel"/>
@@ -1011,7 +1163,7 @@
 </file>
 
 <file path=word/styles.xml><?xml version="1.0" encoding="utf-8"?>
-<w:styles xmlns:mc="http://schemas.openxmlformats.org/markup-compatibility/2006" xmlns:r="http://schemas.openxmlformats.org/officeDocument/2006/relationships" xmlns:w="http://schemas.openxmlformats.org/wordprocessingml/2006/main" xmlns:w14="http://schemas.microsoft.com/office/word/2010/wordml" xmlns:w15="http://schemas.microsoft.com/office/word/2012/wordml" xmlns:w16cex="http://schemas.microsoft.com/office/word/2018/wordml/cex" xmlns:w16cid="http://schemas.microsoft.com/office/word/2016/wordml/cid" xmlns:w16="http://schemas.microsoft.com/office/word/2018/wordml" xmlns:w16sdtdh="http://schemas.microsoft.com/office/word/2020/wordml/sdtdatahash" xmlns:w16se="http://schemas.microsoft.com/office/word/2015/wordml/symex" mc:Ignorable="w14 w15 w16se w16cid w16 w16cex w16sdtdh">
+<w:styles xmlns:mc="http://schemas.openxmlformats.org/markup-compatibility/2006" xmlns:r="http://schemas.openxmlformats.org/officeDocument/2006/relationships" xmlns:w="http://schemas.openxmlformats.org/wordprocessingml/2006/main" xmlns:w14="http://schemas.microsoft.com/office/word/2010/wordml" xmlns:w15="http://schemas.microsoft.com/office/word/2012/wordml" xmlns:w16cex="http://schemas.microsoft.com/office/word/2018/wordml/cex" xmlns:w16cid="http://schemas.microsoft.com/office/word/2016/wordml/cid" xmlns:w16="http://schemas.microsoft.com/office/word/2018/wordml" xmlns:w16du="http://schemas.microsoft.com/office/word/2023/wordml/word16du" xmlns:w16sdtdh="http://schemas.microsoft.com/office/word/2020/wordml/sdtdatahash" xmlns:w16sdtfl="http://schemas.microsoft.com/office/word/2024/wordml/sdtformatlock" xmlns:w16se="http://schemas.microsoft.com/office/word/2015/wordml/symex" mc:Ignorable="w14 w15 w16se w16cid w16 w16cex w16sdtdh w16sdtfl w16du">
   <w:docDefaults>
     <w:rPrDefault>
       <w:rPr>
@@ -1769,7 +1921,7 @@
     <w:link w:val="TitleChar"/>
     <w:uiPriority w:val="10"/>
     <w:qFormat/>
-    <w:rsid w:val="007106C8"/>
+    <w:rsid w:val="00E854FA"/>
     <w:pPr>
       <w:spacing w:after="300" w:line="240" w:lineRule="auto"/>
       <w:contextualSpacing/>
@@ -1779,7 +1931,7 @@
       <w:rFonts w:eastAsiaTheme="majorEastAsia" w:cstheme="majorBidi"/>
       <w:spacing w:val="5"/>
       <w:kern w:val="28"/>
-      <w:sz w:val="52"/>
+      <w:sz w:val="40"/>
       <w:szCs w:val="52"/>
       <w:lang w:val="sv-SE" w:eastAsia="en-US" w:bidi="ar-SA"/>
     </w:rPr>
@@ -1789,12 +1941,12 @@
     <w:basedOn w:val="DefaultParagraphFont"/>
     <w:link w:val="Title"/>
     <w:uiPriority w:val="10"/>
-    <w:rsid w:val="007106C8"/>
+    <w:rsid w:val="00E854FA"/>
     <w:rPr>
       <w:rFonts w:ascii="Times New Roman" w:eastAsiaTheme="majorEastAsia" w:hAnsi="Times New Roman" w:cstheme="majorBidi"/>
       <w:spacing w:val="5"/>
       <w:kern w:val="28"/>
-      <w:sz w:val="52"/>
+      <w:sz w:val="40"/>
       <w:szCs w:val="52"/>
       <w:lang w:val="sv-SE" w:eastAsia="en-US" w:bidi="ar-SA"/>
     </w:rPr>

--- a/klagomål/A 17804-2026 FSC-klagomål.docx
+++ b/klagomål/A 17804-2026 FSC-klagomål.docx
@@ -943,7 +943,7 @@
     <w:r>
       <w:tab/>
       <w:tab/>
-      <w:t>2026-06-18</w:t>
+      <w:t>2026-06-19</w:t>
       <w:br/>
       <w:br/>
     </w:r>

--- a/klagomål/A 17804-2026 FSC-klagomål.docx
+++ b/klagomål/A 17804-2026 FSC-klagomål.docx
@@ -943,7 +943,7 @@
     <w:r>
       <w:tab/>
       <w:tab/>
-      <w:t>2026-06-19</w:t>
+      <w:t>2026-06-20</w:t>
       <w:br/>
       <w:br/>
     </w:r>

--- a/klagomål/A 17804-2026 FSC-klagomål.docx
+++ b/klagomål/A 17804-2026 FSC-klagomål.docx
@@ -168,38 +168,7 @@
     </w:p>
     <w:p>
       <w:r>
-        <w:t>Detta dokument behandlar höga naturvärden i avverkningsanmälan A 17804-2026 i Vindelns kommun som inkom 2026-04-10 och omfattar 5,7 ha.</w:t>
-      </w:r>
-    </w:p>
-    <w:p>
-      <w:r>
-        <w:t>Nedan presenteras fynd av naturvårdsarter och fridlysta arter som gjorts i det avverkningsanmälda området, samt relevanta utdrag ur standarderna för FSC, Chain of Custody, Controlled Wood och PEFC.</w:t>
-      </w:r>
-    </w:p>
-    <w:p>
-      <w:r>
-        <w:t>Vi förväntar oss att ni återkommer med ett skriftligt svar på vårt klagomål och även beskriver vilka korrigerande åtgärder ni satt in för att rätta till identifierade brister i er efterlevnad av den svenska FSC standarden.</w:t>
-      </w:r>
-    </w:p>
-    <w:p>
-      <w:pPr>
-        <w:pStyle w:val="Heading1"/>
-      </w:pPr>
-      <w:r>
-        <w:t>Naturvårdsarter</w:t>
-      </w:r>
-    </w:p>
-    <w:p>
-      <w:r>
-        <w:t>I och inom 21 meter från avverkningsanmälan har följande 12 naturvårdsarter hittats: doftticka (VU, T, §8), garnlav (VU, T), skrovlig taggsvamp (VU), blanksvart spiklav (NT), blå taggsvamp (NT, T), dropptaggsvamp (NT, T), dvärgbägarlav (NT, T), gammelgransskål (NT, T), kolflarnlav (NT, T), mörk kolflarnlav (NT), vedskivlav (NT, T) och stuplav (S, T). Av dessa är 11 rödlistade. För rödlistade arter har rödlistekategorin angivits inom parentes. Arter som är signalarter enligt Skogsstyrelsen har markerats med (S). Typiska arter inom Natura 2000 som är kopplade till skogsekosystem har markerats med (T). För fridlysta arter anges även paragrafen i Artskyddsförordningen som arten är fridlyst enligt.</w:t>
-      </w:r>
-    </w:p>
-    <w:p>
-      <w:r>
-        <w:t>De påträffade naturvårdsarterna är ett tydligt kvitto på att det rör sig om en skog med höga naturvärden.</w:t>
-      </w:r>
-      <w:r>
-        <w:t xml:space="preserve"> I Figur 1 visas fyndplatser för naturvårdsarter i området, som finns registrerade på Artportalen.</w:t>
+        <w:t>Detta klagomål behandlar höga naturvärden i avverkningsanmälan A 17804-2026 i Vindelns kommun som inkom 2026-04-10 och omfattar 5,7 ha.</w:t>
       </w:r>
     </w:p>
     <w:p>
@@ -247,20 +216,35 @@
         <w:spacing w:after="240"/>
       </w:pPr>
       <w:r>
-        <w:t>Figur 1. Fyndplatser för naturvårdsarter i och inom 21 meter från avverkningsanmälan (röd linje). Markörer utan svart kant är placerade på fyndplatsen. Markörer med svart kant är placerade vid sidan av fyndplatsen och har ett svart streck som visar fyndplatsens exakta position. Kartans mittpunktskoordinat är N 7165538, E 703121 i SWEREF 99 TM.</w:t>
+        <w:t>Figur 1. Fyndplatser för naturvårdsarter i och inom 21 meter från avverkningsanmälan. Markörer utan svart kant är placerade på fyndplatsen. Markörer med svart kant är placerade vid sidan av fyndplatsen har ett svart streck som visar fyndplatsens exakta position. Kartans mittpunktskoordinat är N 7165538, E 703121 i SWEREF 99 TM.</w:t>
+      </w:r>
+    </w:p>
+    <w:p>
+      <w:r>
+        <w:t>I och inom 21 meter från avverkningsanmälan finns fynd av 12 naturvårdsarter, varav 11 är rödlistade, 1 är fridlyst, 9 är typiska (T) och 1 är signalart (S): doftticka (VU, T, §8), garnlav (VU, T), skrovlig taggsvamp (VU), blanksvart spiklav (NT), blå taggsvamp (NT, T), dropptaggsvamp (NT, T), dvärgbägarlav (NT, T), gammelgransskål (NT, T), kolflarnlav (NT, T), mörk kolflarnlav (NT), vedskivlav (NT, T) och stuplav (S, T). Se Figur 1.</w:t>
+      </w:r>
+    </w:p>
+    <w:p>
+      <w:r>
+        <w:t>Nedan presenteras relevanta utdrag ur standarderna för FSC, Chain of Custody, Controlled Wood och PEFC.</w:t>
+      </w:r>
+    </w:p>
+    <w:p>
+      <w:r>
+        <w:t>Vi förväntar oss att ni återkommer med ett skriftligt svar på vårt klagomål och även beskriver vilka korrigerande åtgärder ni satt in för att rätta till identifierade brister i er efterlevnad av den svenska FSC standarden.</w:t>
       </w:r>
     </w:p>
     <w:p>
       <w:pPr>
-        <w:pStyle w:val="Heading2"/>
+        <w:pStyle w:val="Heading1"/>
       </w:pPr>
       <w:r>
-        <w:t>Fridlysta arter</w:t>
+        <w:t>Naturvårdsarter och fridlysta arter</w:t>
       </w:r>
     </w:p>
     <w:p>
       <w:r>
-        <w:t>Följande fridlysta arter har sina livsmiljöer och växtplatser i den avverkningsanmälda skogen: doftticka (VU, T, §8).</w:t>
+        <w:t>Nedan följer beskrivningar av de naturvårdsarter och fridlysta arter som har sina livsmiljöer och växtplatser i den avverkningsanmälda skogen. De påträffade naturvårdsarterna är ett tydligt kvitto på att det rör sig om en skog med höga naturvärden.</w:t>
       </w:r>
     </w:p>
     <w:p>
@@ -293,11 +277,43 @@
       </w:r>
     </w:p>
     <w:p>
-      <w:pPr>
-        <w:pStyle w:val="Heading2"/>
-      </w:pPr>
       <w:r>
-        <w:t>Övriga naturvårdsarter</w:t>
+        <w:rPr>
+          <w:b/>
+        </w:rPr>
+        <w:t>Garnlav (VU)</w:t>
+      </w:r>
+      <w:r>
+        <w:t xml:space="preserve"> är en utpräglad barrskogsart som ibland kan drapera träden i norrländska grannaturskogar med hög luftfuktighet. Den förekommer även i talldominerade bestånd där den, förutom i trädens grenverk, påträffas hängande över ojämnheter i tallbarken. Arten har minskat starkt i södra och mellersta Sverige och den minskar även i sitt nordliga utbredningsområde. Minskningstakten uppgår till 30 (20–50) % inom 50 år och överstiger gränsvärdet för Sårbar (VU). Orsaken till tillbakagången beror främst på slutavverkningar av naturskogsartade skogar. Bestånd med riklig förekomst bör regelmässigt sparas, vilket även gynnar flera andra sällsynta och rödlistade arter. Garnlav är värdväxt för den mycket sällsynta och akut hotade fjärilen barrskogslavfly (CR) som hör hemma i boreala barrskogar med riklig förekomst av värdväxten. Tidigare kunde arten konstateras årligen på flera platser vid Dala-Floda i Dalarna innan lokalerna kalavverkades. Senaste fyndet i landet av barrskogslavfly är från år 2000 då den påträffades vid Högberget i Sollefteå kommun. Garnlav är typisk art för </w:t>
+      </w:r>
+      <w:r>
+        <w:rPr>
+          <w:i/>
+        </w:rPr>
+        <w:t xml:space="preserve">9010 Taiga </w:t>
+      </w:r>
+      <w:r>
+        <w:t>och</w:t>
+      </w:r>
+      <w:r>
+        <w:rPr>
+          <w:i/>
+        </w:rPr>
+        <w:t xml:space="preserve"> 9070 Trädklädd betesmark</w:t>
+      </w:r>
+      <w:r>
+        <w:t xml:space="preserve"> (SLU Artdatabanken, 2026).</w:t>
+      </w:r>
+    </w:p>
+    <w:p>
+      <w:r>
+        <w:rPr>
+          <w:b/>
+        </w:rPr>
+        <w:t xml:space="preserve">Skrovlig taggsvamp (VU) </w:t>
+      </w:r>
+      <w:r>
+        <w:t>bildar mykorrhiza med tall i äldre tallskog, framför allt på tallhed. Den växer huvudsakligen i äldre barrskog som hotas av slutavverkning. Genom att äldre barrskogar och naturskogar blir allt sällsyntare, missgynnas arten av skogsbruk. Arten ingår i ett åtgärdsprogram för hotade arter (ÅGP) och en långsiktig tillgång till svampens värdträd behöver säkras genom att växtplatserna undantas från avverkning. Skrovlig taggsvamp är globalt rödlistad som nära hotad (NT) vilket innebär att Sverige har ett internationellt ansvar för arten (IUCN, 2025; SLU Artdatabanken, 2026; Nitare, 2006).</w:t>
       </w:r>
     </w:p>
     <w:p>
@@ -396,35 +412,6 @@
         <w:rPr>
           <w:b/>
         </w:rPr>
-        <w:t>Garnlav (VU)</w:t>
-      </w:r>
-      <w:r>
-        <w:t xml:space="preserve"> är en utpräglad barrskogsart som ibland kan drapera träden i norrländska grannaturskogar med hög luftfuktighet. Den förekommer även i talldominerade bestånd där den, förutom i trädens grenverk, påträffas hängande över ojämnheter i tallbarken. Arten har minskat starkt i södra och mellersta Sverige och den minskar även i sitt nordliga utbredningsområde. Minskningstakten uppgår till 30 (20–50) % inom 50 år och överstiger gränsvärdet för Sårbar (VU). Orsaken till tillbakagången beror främst på slutavverkningar av naturskogsartade skogar. Bestånd med riklig förekomst bör regelmässigt sparas, vilket även gynnar flera andra sällsynta och rödlistade arter. Garnlav är värdväxt för den mycket sällsynta och akut hotade fjärilen barrskogslavfly (CR) som hör hemma i boreala barrskogar med riklig förekomst av värdväxten. Tidigare kunde arten konstateras årligen på flera platser vid Dala-Floda i Dalarna innan lokalerna kalavverkades. Senaste fyndet i landet av barrskogslavfly är från år 2000 då den påträffades vid Högberget i Sollefteå kommun. Garnlav är typisk art för </w:t>
-      </w:r>
-      <w:r>
-        <w:rPr>
-          <w:i/>
-        </w:rPr>
-        <w:t xml:space="preserve">9010 Taiga </w:t>
-      </w:r>
-      <w:r>
-        <w:t>och</w:t>
-      </w:r>
-      <w:r>
-        <w:rPr>
-          <w:i/>
-        </w:rPr>
-        <w:t xml:space="preserve"> 9070 Trädklädd betesmark</w:t>
-      </w:r>
-      <w:r>
-        <w:t xml:space="preserve"> (SLU Artdatabanken, 2026).</w:t>
-      </w:r>
-    </w:p>
-    <w:p>
-      <w:r>
-        <w:rPr>
-          <w:b/>
-        </w:rPr>
         <w:t>Kolflarnlav (NT)</w:t>
       </w:r>
       <w:r>
@@ -456,10 +443,19 @@
         <w:rPr>
           <w:b/>
         </w:rPr>
-        <w:t xml:space="preserve">Skrovlig taggsvamp (VU) </w:t>
+        <w:t>Vedskivlav (NT)</w:t>
       </w:r>
       <w:r>
-        <w:t>bildar mykorrhiza med tall i äldre tallskog, framför allt på tallhed. Den växer huvudsakligen i äldre barrskog som hotas av slutavverkning. Genom att äldre barrskogar och naturskogar blir allt sällsyntare, missgynnas arten av skogsbruk. Arten ingår i ett åtgärdsprogram för hotade arter (ÅGP) och en långsiktig tillgång till svampens värdträd behöver säkras genom att växtplatserna undantas från avverkning. Skrovlig taggsvamp är globalt rödlistad som nära hotad (NT) vilket innebär att Sverige har ett internationellt ansvar för arten (IUCN, 2025; SLU Artdatabanken, 2026; Nitare, 2006).</w:t>
+        <w:t xml:space="preserve"> växer på gammal, torr, exponerad, hård kärnved av framförallt tall i naturskogsartade bestånd. Avverkning av tallskog av naturskogskaraktär med spår av återkommande bränder är ett hot. Mängden lämplig ved att växa på för vedskivlav minskar, dels på grund av naturlig nedbrytning men framförallt på grund av att de förstörs i samband med slutavverkningar, gallringar och markberedning. Tall- och blandbarrskogar av naturskogskaraktär med spår av återkommande bränder bör skyddas. Vedskivlav är typisk art för </w:t>
+      </w:r>
+      <w:r>
+        <w:rPr>
+          <w:i/>
+        </w:rPr>
+        <w:t>9010 Taiga</w:t>
+      </w:r>
+      <w:r>
+        <w:t xml:space="preserve"> (SLU Artdatabanken, 2024).</w:t>
       </w:r>
     </w:p>
     <w:p>
@@ -516,26 +512,6 @@
       </w:r>
       <w:r>
         <w:t xml:space="preserve"> (SLU Artdatabanken, 2026; Nitare &amp; Skogsstyrelsen, 2019).</w:t>
-      </w:r>
-    </w:p>
-    <w:p>
-      <w:r>
-        <w:rPr>
-          <w:b/>
-        </w:rPr>
-        <w:t>Vedskivlav (NT)</w:t>
-      </w:r>
-      <w:r>
-        <w:t xml:space="preserve"> växer på gammal, torr, exponerad, hård kärnved av framförallt tall i naturskogsartade bestånd. Avverkning av tallskog av naturskogskaraktär med spår av återkommande bränder är ett hot. Mängden lämplig ved att växa på för vedskivlav minskar, dels på grund av naturlig nedbrytning men framförallt på grund av att de förstörs i samband med slutavverkningar, gallringar och markberedning. Tall- och blandbarrskogar av naturskogskaraktär med spår av återkommande bränder bör skyddas. Vedskivlav är typisk art för </w:t>
-      </w:r>
-      <w:r>
-        <w:rPr>
-          <w:i/>
-        </w:rPr>
-        <w:t>9010 Taiga</w:t>
-      </w:r>
-      <w:r>
-        <w:t xml:space="preserve"> (SLU Artdatabanken, 2024).</w:t>
       </w:r>
     </w:p>
     <w:p>
@@ -943,7 +919,7 @@
     <w:r>
       <w:tab/>
       <w:tab/>
-      <w:t>2026-06-20</w:t>
+      <w:t>2026-06-21</w:t>
       <w:br/>
       <w:br/>
     </w:r>

--- a/klagomål/A 17804-2026 FSC-klagomål.docx
+++ b/klagomål/A 17804-2026 FSC-klagomål.docx
@@ -919,7 +919,7 @@
     <w:r>
       <w:tab/>
       <w:tab/>
-      <w:t>2026-06-21</w:t>
+      <w:t>2026-06-22</w:t>
       <w:br/>
       <w:br/>
     </w:r>

--- a/klagomål/A 17804-2026 FSC-klagomål.docx
+++ b/klagomål/A 17804-2026 FSC-klagomål.docx
@@ -919,7 +919,7 @@
     <w:r>
       <w:tab/>
       <w:tab/>
-      <w:t>2026-06-22</w:t>
+      <w:t>2026-06-23</w:t>
       <w:br/>
       <w:br/>
     </w:r>

--- a/klagomål/A 17804-2026 FSC-klagomål.docx
+++ b/klagomål/A 17804-2026 FSC-klagomål.docx
@@ -919,7 +919,7 @@
     <w:r>
       <w:tab/>
       <w:tab/>
-      <w:t>2026-06-23</w:t>
+      <w:t>2026-06-24</w:t>
       <w:br/>
       <w:br/>
     </w:r>

--- a/klagomål/A 17804-2026 FSC-klagomål.docx
+++ b/klagomål/A 17804-2026 FSC-klagomål.docx
@@ -919,7 +919,7 @@
     <w:r>
       <w:tab/>
       <w:tab/>
-      <w:t>2026-06-24</w:t>
+      <w:t>2026-06-25</w:t>
       <w:br/>
       <w:br/>
     </w:r>

--- a/klagomål/A 17804-2026 FSC-klagomål.docx
+++ b/klagomål/A 17804-2026 FSC-klagomål.docx
@@ -919,7 +919,7 @@
     <w:r>
       <w:tab/>
       <w:tab/>
-      <w:t>2026-06-25</w:t>
+      <w:t>2026-06-26</w:t>
       <w:br/>
       <w:br/>
     </w:r>

--- a/klagomål/A 17804-2026 FSC-klagomål.docx
+++ b/klagomål/A 17804-2026 FSC-klagomål.docx
@@ -919,7 +919,7 @@
     <w:r>
       <w:tab/>
       <w:tab/>
-      <w:t>2026-06-26</w:t>
+      <w:t>2026-06-27</w:t>
       <w:br/>
       <w:br/>
     </w:r>

--- a/klagomål/A 17804-2026 FSC-klagomål.docx
+++ b/klagomål/A 17804-2026 FSC-klagomål.docx
@@ -919,7 +919,7 @@
     <w:r>
       <w:tab/>
       <w:tab/>
-      <w:t>2026-06-27</w:t>
+      <w:t>2026-06-28</w:t>
       <w:br/>
       <w:br/>
     </w:r>

--- a/klagomål/A 17804-2026 FSC-klagomål.docx
+++ b/klagomål/A 17804-2026 FSC-klagomål.docx
@@ -919,7 +919,7 @@
     <w:r>
       <w:tab/>
       <w:tab/>
-      <w:t>2026-06-28</w:t>
+      <w:t>2026-06-29</w:t>
       <w:br/>
       <w:br/>
     </w:r>

--- a/klagomål/A 17804-2026 FSC-klagomål.docx
+++ b/klagomål/A 17804-2026 FSC-klagomål.docx
@@ -919,7 +919,7 @@
     <w:r>
       <w:tab/>
       <w:tab/>
-      <w:t>2026-06-29</w:t>
+      <w:t>2026-06-30</w:t>
       <w:br/>
       <w:br/>
     </w:r>

--- a/klagomål/A 17804-2026 FSC-klagomål.docx
+++ b/klagomål/A 17804-2026 FSC-klagomål.docx
@@ -919,7 +919,7 @@
     <w:r>
       <w:tab/>
       <w:tab/>
-      <w:t>2026-06-30</w:t>
+      <w:t>2026-07-01</w:t>
       <w:br/>
       <w:br/>
     </w:r>

--- a/klagomål/A 17804-2026 FSC-klagomål.docx
+++ b/klagomål/A 17804-2026 FSC-klagomål.docx
@@ -919,7 +919,7 @@
     <w:r>
       <w:tab/>
       <w:tab/>
-      <w:t>2026-07-01</w:t>
+      <w:t>2026-07-02</w:t>
       <w:br/>
       <w:br/>
     </w:r>

--- a/klagomål/A 17804-2026 FSC-klagomål.docx
+++ b/klagomål/A 17804-2026 FSC-klagomål.docx
@@ -919,7 +919,7 @@
     <w:r>
       <w:tab/>
       <w:tab/>
-      <w:t>2026-07-13</w:t>
+      <w:t>2026-07-14</w:t>
       <w:br/>
       <w:br/>
     </w:r>

--- a/klagomål/A 17804-2026 FSC-klagomål.docx
+++ b/klagomål/A 17804-2026 FSC-klagomål.docx
@@ -919,7 +919,7 @@
     <w:r>
       <w:tab/>
       <w:tab/>
-      <w:t>2026-07-14</w:t>
+      <w:t>2026-07-15</w:t>
       <w:br/>
       <w:br/>
     </w:r>

--- a/klagomål/A 17804-2026 FSC-klagomål.docx
+++ b/klagomål/A 17804-2026 FSC-klagomål.docx
@@ -919,7 +919,7 @@
     <w:r>
       <w:tab/>
       <w:tab/>
-      <w:t>2026-07-15</w:t>
+      <w:t>2026-07-16</w:t>
       <w:br/>
       <w:br/>
     </w:r>

--- a/klagomål/A 17804-2026 FSC-klagomål.docx
+++ b/klagomål/A 17804-2026 FSC-klagomål.docx
@@ -919,7 +919,7 @@
     <w:r>
       <w:tab/>
       <w:tab/>
-      <w:t>2026-07-16</w:t>
+      <w:t>2026-07-17</w:t>
       <w:br/>
       <w:br/>
     </w:r>

--- a/klagomål/A 17804-2026 FSC-klagomål.docx
+++ b/klagomål/A 17804-2026 FSC-klagomål.docx
@@ -919,7 +919,7 @@
     <w:r>
       <w:tab/>
       <w:tab/>
-      <w:t>2026-07-17</w:t>
+      <w:t>2026-07-18</w:t>
       <w:br/>
       <w:br/>
     </w:r>

--- a/klagomål/A 17804-2026 FSC-klagomål.docx
+++ b/klagomål/A 17804-2026 FSC-klagomål.docx
@@ -919,7 +919,7 @@
     <w:r>
       <w:tab/>
       <w:tab/>
-      <w:t>2026-07-18</w:t>
+      <w:t>2026-07-19</w:t>
       <w:br/>
       <w:br/>
     </w:r>

--- a/klagomål/A 17804-2026 FSC-klagomål.docx
+++ b/klagomål/A 17804-2026 FSC-klagomål.docx
@@ -919,7 +919,7 @@
     <w:r>
       <w:tab/>
       <w:tab/>
-      <w:t>2026-07-19</w:t>
+      <w:t>2026-07-20</w:t>
       <w:br/>
       <w:br/>
     </w:r>

--- a/klagomål/A 17804-2026 FSC-klagomål.docx
+++ b/klagomål/A 17804-2026 FSC-klagomål.docx
@@ -919,7 +919,7 @@
     <w:r>
       <w:tab/>
       <w:tab/>
-      <w:t>2026-07-20</w:t>
+      <w:t>2026-07-21</w:t>
       <w:br/>
       <w:br/>
     </w:r>

--- a/klagomål/A 17804-2026 FSC-klagomål.docx
+++ b/klagomål/A 17804-2026 FSC-klagomål.docx
@@ -919,7 +919,7 @@
     <w:r>
       <w:tab/>
       <w:tab/>
-      <w:t>2026-07-21</w:t>
+      <w:t>2026-07-22</w:t>
       <w:br/>
       <w:br/>
     </w:r>

--- a/klagomål/A 17804-2026 FSC-klagomål.docx
+++ b/klagomål/A 17804-2026 FSC-klagomål.docx
@@ -919,7 +919,7 @@
     <w:r>
       <w:tab/>
       <w:tab/>
-      <w:t>2026-07-22</w:t>
+      <w:t>2026-07-23</w:t>
       <w:br/>
       <w:br/>
     </w:r>

--- a/klagomål/A 17804-2026 FSC-klagomål.docx
+++ b/klagomål/A 17804-2026 FSC-klagomål.docx
@@ -919,7 +919,7 @@
     <w:r>
       <w:tab/>
       <w:tab/>
-      <w:t>2026-07-23</w:t>
+      <w:t>2026-07-24</w:t>
       <w:br/>
       <w:br/>
     </w:r>

--- a/klagomål/A 17804-2026 FSC-klagomål.docx
+++ b/klagomål/A 17804-2026 FSC-klagomål.docx
@@ -919,7 +919,7 @@
     <w:r>
       <w:tab/>
       <w:tab/>
-      <w:t>2026-07-24</w:t>
+      <w:t>2026-07-25</w:t>
       <w:br/>
       <w:br/>
     </w:r>

--- a/klagomål/A 17804-2026 FSC-klagomål.docx
+++ b/klagomål/A 17804-2026 FSC-klagomål.docx
@@ -919,7 +919,7 @@
     <w:r>
       <w:tab/>
       <w:tab/>
-      <w:t>2026-07-25</w:t>
+      <w:t>2026-07-26</w:t>
       <w:br/>
       <w:br/>
     </w:r>

--- a/klagomål/A 17804-2026 FSC-klagomål.docx
+++ b/klagomål/A 17804-2026 FSC-klagomål.docx
@@ -919,7 +919,7 @@
     <w:r>
       <w:tab/>
       <w:tab/>
-      <w:t>2026-07-26</w:t>
+      <w:t>2026-07-27</w:t>
       <w:br/>
       <w:br/>
     </w:r>

--- a/klagomål/A 17804-2026 FSC-klagomål.docx
+++ b/klagomål/A 17804-2026 FSC-klagomål.docx
@@ -919,7 +919,7 @@
     <w:r>
       <w:tab/>
       <w:tab/>
-      <w:t>2026-07-27</w:t>
+      <w:t>2026-07-28</w:t>
       <w:br/>
       <w:br/>
     </w:r>

--- a/klagomål/A 17804-2026 FSC-klagomål.docx
+++ b/klagomål/A 17804-2026 FSC-klagomål.docx
@@ -919,7 +919,7 @@
     <w:r>
       <w:tab/>
       <w:tab/>
-      <w:t>2026-07-28</w:t>
+      <w:t>2026-07-29</w:t>
       <w:br/>
       <w:br/>
     </w:r>

--- a/klagomål/A 17804-2026 FSC-klagomål.docx
+++ b/klagomål/A 17804-2026 FSC-klagomål.docx
@@ -919,7 +919,7 @@
     <w:r>
       <w:tab/>
       <w:tab/>
-      <w:t>2026-07-29</w:t>
+      <w:t>2026-07-30</w:t>
       <w:br/>
       <w:br/>
     </w:r>

--- a/klagomål/A 17804-2026 FSC-klagomål.docx
+++ b/klagomål/A 17804-2026 FSC-klagomål.docx
@@ -919,7 +919,7 @@
     <w:r>
       <w:tab/>
       <w:tab/>
-      <w:t>2026-07-30</w:t>
+      <w:t>2026-07-31</w:t>
       <w:br/>
       <w:br/>
     </w:r>

--- a/klagomål/A 17804-2026 FSC-klagomål.docx
+++ b/klagomål/A 17804-2026 FSC-klagomål.docx
@@ -919,7 +919,7 @@
     <w:r>
       <w:tab/>
       <w:tab/>
-      <w:t>2026-07-31</w:t>
+      <w:t>2026-08-01</w:t>
       <w:br/>
       <w:br/>
     </w:r>

--- a/klagomål/A 17804-2026 FSC-klagomål.docx
+++ b/klagomål/A 17804-2026 FSC-klagomål.docx
@@ -919,7 +919,7 @@
     <w:r>
       <w:tab/>
       <w:tab/>
-      <w:t>2026-08-01</w:t>
+      <w:t>2026-08-02</w:t>
       <w:br/>
       <w:br/>
     </w:r>

--- a/klagomål/A 17804-2026 FSC-klagomål.docx
+++ b/klagomål/A 17804-2026 FSC-klagomål.docx
@@ -919,7 +919,7 @@
     <w:r>
       <w:tab/>
       <w:tab/>
-      <w:t>2026-08-02</w:t>
+      <w:t>2026-08-03</w:t>
       <w:br/>
       <w:br/>
     </w:r>

--- a/klagomål/A 17804-2026 FSC-klagomål.docx
+++ b/klagomål/A 17804-2026 FSC-klagomål.docx
@@ -919,7 +919,7 @@
     <w:r>
       <w:tab/>
       <w:tab/>
-      <w:t>2026-08-03</w:t>
+      <w:t>2026-08-05</w:t>
       <w:br/>
       <w:br/>
     </w:r>

--- a/klagomål/A 17804-2026 FSC-klagomål.docx
+++ b/klagomål/A 17804-2026 FSC-klagomål.docx
@@ -919,7 +919,7 @@
     <w:r>
       <w:tab/>
       <w:tab/>
-      <w:t>2026-08-05</w:t>
+      <w:t>2026-08-07</w:t>
       <w:br/>
       <w:br/>
     </w:r>

--- a/klagomål/A 17804-2026 FSC-klagomål.docx
+++ b/klagomål/A 17804-2026 FSC-klagomål.docx
@@ -919,7 +919,7 @@
     <w:r>
       <w:tab/>
       <w:tab/>
-      <w:t>2026-08-07</w:t>
+      <w:t>2026-08-08</w:t>
       <w:br/>
       <w:br/>
     </w:r>

--- a/klagomål/A 17804-2026 FSC-klagomål.docx
+++ b/klagomål/A 17804-2026 FSC-klagomål.docx
@@ -216,7 +216,7 @@
         <w:spacing w:after="240"/>
       </w:pPr>
       <w:r>
-        <w:t>Figur 1. Fyndplatser för naturvårdsarter i och inom 21 meter från avverkningsanmälan. Markörer utan svart kant är placerade på fyndplatsen. Markörer med svart kant är placerade vid sidan av fyndplatsen har ett svart streck som visar fyndplatsens exakta position. Kartans mittpunktskoordinat är N 7165538, E 703121 i SWEREF 99 TM.</w:t>
+        <w:t>Figur 1. Fyndplatser för naturvårdsarter i och inom 21 meter från avverkningsanmälan. Markörer utan svart kant är placerade på fyndplatsen. Markörer med svart kant är placerade vid sidan av fyndplatsen och har ett svart streck som visar fyndplatsens exakta position. Kartans mittpunktskoordinat är N 7165538, E 703121 i SWEREF 99 TM.</w:t>
       </w:r>
     </w:p>
     <w:p>
@@ -919,7 +919,7 @@
     <w:r>
       <w:tab/>
       <w:tab/>
-      <w:t>2026-08-14</w:t>
+      <w:t>2026-08-15</w:t>
       <w:br/>
       <w:br/>
     </w:r>

--- a/klagomål/A 17804-2026 FSC-klagomål.docx
+++ b/klagomål/A 17804-2026 FSC-klagomål.docx
@@ -919,7 +919,7 @@
     <w:r>
       <w:tab/>
       <w:tab/>
-      <w:t>2026-08-15</w:t>
+      <w:t>2026-08-16</w:t>
       <w:br/>
       <w:br/>
     </w:r>

--- a/klagomål/A 17804-2026 FSC-klagomål.docx
+++ b/klagomål/A 17804-2026 FSC-klagomål.docx
@@ -919,7 +919,7 @@
     <w:r>
       <w:tab/>
       <w:tab/>
-      <w:t>2026-08-16</w:t>
+      <w:t>2026-08-17</w:t>
       <w:br/>
       <w:br/>
     </w:r>

--- a/klagomål/A 17804-2026 FSC-klagomål.docx
+++ b/klagomål/A 17804-2026 FSC-klagomål.docx
@@ -919,7 +919,7 @@
     <w:r>
       <w:tab/>
       <w:tab/>
-      <w:t>2026-08-17</w:t>
+      <w:t>2026-08-18</w:t>
       <w:br/>
       <w:br/>
     </w:r>

--- a/klagomål/A 17804-2026 FSC-klagomål.docx
+++ b/klagomål/A 17804-2026 FSC-klagomål.docx
@@ -919,7 +919,7 @@
     <w:r>
       <w:tab/>
       <w:tab/>
-      <w:t>2026-08-18</w:t>
+      <w:t>2026-08-19</w:t>
       <w:br/>
       <w:br/>
     </w:r>

--- a/klagomål/A 17804-2026 FSC-klagomål.docx
+++ b/klagomål/A 17804-2026 FSC-klagomål.docx
@@ -919,7 +919,7 @@
     <w:r>
       <w:tab/>
       <w:tab/>
-      <w:t>2026-08-19</w:t>
+      <w:t>2026-08-20</w:t>
       <w:br/>
       <w:br/>
     </w:r>

--- a/klagomål/A 17804-2026 FSC-klagomål.docx
+++ b/klagomål/A 17804-2026 FSC-klagomål.docx
@@ -919,7 +919,7 @@
     <w:r>
       <w:tab/>
       <w:tab/>
-      <w:t>2026-08-20</w:t>
+      <w:t>2026-08-21</w:t>
       <w:br/>
       <w:br/>
     </w:r>

--- a/klagomål/A 17804-2026 FSC-klagomål.docx
+++ b/klagomål/A 17804-2026 FSC-klagomål.docx
@@ -919,7 +919,7 @@
     <w:r>
       <w:tab/>
       <w:tab/>
-      <w:t>2026-08-21</w:t>
+      <w:t>2026-08-22</w:t>
       <w:br/>
       <w:br/>
     </w:r>

--- a/klagomål/A 17804-2026 FSC-klagomål.docx
+++ b/klagomål/A 17804-2026 FSC-klagomål.docx
@@ -919,7 +919,7 @@
     <w:r>
       <w:tab/>
       <w:tab/>
-      <w:t>2026-08-22</w:t>
+      <w:t>2026-08-23</w:t>
       <w:br/>
       <w:br/>
     </w:r>

--- a/klagomål/A 17804-2026 FSC-klagomål.docx
+++ b/klagomål/A 17804-2026 FSC-klagomål.docx
@@ -919,7 +919,7 @@
     <w:r>
       <w:tab/>
       <w:tab/>
-      <w:t>2026-08-23</w:t>
+      <w:t>2026-08-24</w:t>
       <w:br/>
       <w:br/>
     </w:r>

--- a/klagomål/A 17804-2026 FSC-klagomål.docx
+++ b/klagomål/A 17804-2026 FSC-klagomål.docx
@@ -919,7 +919,7 @@
     <w:r>
       <w:tab/>
       <w:tab/>
-      <w:t>2026-08-24</w:t>
+      <w:t>2026-08-25</w:t>
       <w:br/>
       <w:br/>
     </w:r>

--- a/klagomål/A 17804-2026 FSC-klagomål.docx
+++ b/klagomål/A 17804-2026 FSC-klagomål.docx
@@ -919,7 +919,7 @@
     <w:r>
       <w:tab/>
       <w:tab/>
-      <w:t>2026-08-25</w:t>
+      <w:t>2026-08-26</w:t>
       <w:br/>
       <w:br/>
     </w:r>

--- a/klagomål/A 17804-2026 FSC-klagomål.docx
+++ b/klagomål/A 17804-2026 FSC-klagomål.docx
@@ -919,7 +919,7 @@
     <w:r>
       <w:tab/>
       <w:tab/>
-      <w:t>2026-08-26</w:t>
+      <w:t>2026-08-27</w:t>
       <w:br/>
       <w:br/>
     </w:r>

--- a/klagomål/A 17804-2026 FSC-klagomål.docx
+++ b/klagomål/A 17804-2026 FSC-klagomål.docx
@@ -919,7 +919,7 @@
     <w:r>
       <w:tab/>
       <w:tab/>
-      <w:t>2026-08-27</w:t>
+      <w:t>2026-08-28</w:t>
       <w:br/>
       <w:br/>
     </w:r>

--- a/klagomål/A 17804-2026 FSC-klagomål.docx
+++ b/klagomål/A 17804-2026 FSC-klagomål.docx
@@ -919,7 +919,7 @@
     <w:r>
       <w:tab/>
       <w:tab/>
-      <w:t>2026-08-28</w:t>
+      <w:t>2026-08-29</w:t>
       <w:br/>
       <w:br/>
     </w:r>

--- a/klagomål/A 17804-2026 FSC-klagomål.docx
+++ b/klagomål/A 17804-2026 FSC-klagomål.docx
@@ -919,7 +919,7 @@
     <w:r>
       <w:tab/>
       <w:tab/>
-      <w:t>2026-08-29</w:t>
+      <w:t>2026-08-31</w:t>
       <w:br/>
       <w:br/>
     </w:r>

--- a/klagomål/A 17804-2026 FSC-klagomål.docx
+++ b/klagomål/A 17804-2026 FSC-klagomål.docx
@@ -919,7 +919,7 @@
     <w:r>
       <w:tab/>
       <w:tab/>
-      <w:t>2026-08-31</w:t>
+      <w:t>2026-09-01</w:t>
       <w:br/>
       <w:br/>
     </w:r>

--- a/klagomål/A 17804-2026 FSC-klagomål.docx
+++ b/klagomål/A 17804-2026 FSC-klagomål.docx
@@ -919,7 +919,7 @@
     <w:r>
       <w:tab/>
       <w:tab/>
-      <w:t>2026-09-01</w:t>
+      <w:t>2026-09-02</w:t>
       <w:br/>
       <w:br/>
     </w:r>

--- a/klagomål/A 17804-2026 FSC-klagomål.docx
+++ b/klagomål/A 17804-2026 FSC-klagomål.docx
@@ -919,7 +919,7 @@
     <w:r>
       <w:tab/>
       <w:tab/>
-      <w:t>2026-09-02</w:t>
+      <w:t>2026-09-03</w:t>
       <w:br/>
       <w:br/>
     </w:r>

--- a/klagomål/A 17804-2026 FSC-klagomål.docx
+++ b/klagomål/A 17804-2026 FSC-klagomål.docx
@@ -919,7 +919,7 @@
     <w:r>
       <w:tab/>
       <w:tab/>
-      <w:t>2026-09-03</w:t>
+      <w:t>2026-09-04</w:t>
       <w:br/>
       <w:br/>
     </w:r>

--- a/klagomål/A 17804-2026 FSC-klagomål.docx
+++ b/klagomål/A 17804-2026 FSC-klagomål.docx
@@ -919,7 +919,7 @@
     <w:r>
       <w:tab/>
       <w:tab/>
-      <w:t>2026-09-04</w:t>
+      <w:t>2026-09-05</w:t>
       <w:br/>
       <w:br/>
     </w:r>
